--- a/fuentes/220201501_CF1_AD.docx
+++ b/fuentes/220201501_CF1_AD.docx
@@ -41,6 +41,7 @@
             <w:cnfStyle w:val="001000000000" w:firstRow="0" w:lastRow="0" w:firstColumn="1" w:lastColumn="0" w:oddVBand="0" w:evenVBand="0" w:oddHBand="0" w:evenHBand="0" w:firstRowFirstColumn="0" w:firstRowLastColumn="0" w:lastRowFirstColumn="0" w:lastRowLastColumn="0"/>
             <w:tcW w:w="10154" w:type="dxa"/>
             <w:gridSpan w:val="4"/>
+            <w:tcMar/>
           </w:tcPr>
           <w:p>
             <w:pPr>
@@ -142,6 +143,7 @@
             <w:cnfStyle w:val="001000000000" w:firstRow="0" w:lastRow="0" w:firstColumn="1" w:lastColumn="0" w:oddVBand="0" w:evenVBand="0" w:oddHBand="0" w:evenHBand="0" w:firstRowFirstColumn="0" w:firstRowLastColumn="0" w:lastRowFirstColumn="0" w:lastRowLastColumn="0"/>
             <w:tcW w:w="10154" w:type="dxa"/>
             <w:gridSpan w:val="4"/>
+            <w:tcMar/>
           </w:tcPr>
           <w:p>
             <w:pPr>
@@ -367,6 +369,7 @@
             <w:cnfStyle w:val="001000000000" w:firstRow="0" w:lastRow="0" w:firstColumn="1" w:lastColumn="0" w:oddVBand="0" w:evenVBand="0" w:oddHBand="0" w:evenHBand="0" w:firstRowFirstColumn="0" w:firstRowLastColumn="0" w:lastRowFirstColumn="0" w:lastRowLastColumn="0"/>
             <w:tcW w:w="2534" w:type="dxa"/>
             <w:gridSpan w:val="2"/>
+            <w:tcMar/>
           </w:tcPr>
           <w:p>
             <w:pPr>
@@ -402,8 +405,10 @@
         </w:tc>
         <w:tc>
           <w:tcPr>
+            <w:cnfStyle w:val="000000000000" w:firstRow="0" w:lastRow="0" w:firstColumn="0" w:lastColumn="0" w:oddVBand="0" w:evenVBand="0" w:oddHBand="0" w:evenHBand="0" w:firstRowFirstColumn="0" w:firstRowLastColumn="0" w:lastRowFirstColumn="0" w:lastRowLastColumn="0"/>
             <w:tcW w:w="7620" w:type="dxa"/>
             <w:gridSpan w:val="2"/>
+            <w:tcMar/>
           </w:tcPr>
           <w:p>
             <w:pPr>
@@ -509,6 +514,7 @@
             <w:cnfStyle w:val="001000000000" w:firstRow="0" w:lastRow="0" w:firstColumn="1" w:lastColumn="0" w:oddVBand="0" w:evenVBand="0" w:oddHBand="0" w:evenHBand="0" w:firstRowFirstColumn="0" w:firstRowLastColumn="0" w:lastRowFirstColumn="0" w:lastRowLastColumn="0"/>
             <w:tcW w:w="2534" w:type="dxa"/>
             <w:gridSpan w:val="2"/>
+            <w:tcMar/>
           </w:tcPr>
           <w:p>
             <w:pPr>
@@ -528,9 +534,11 @@
         </w:tc>
         <w:tc>
           <w:tcPr>
+            <w:cnfStyle w:val="000000000000" w:firstRow="0" w:lastRow="0" w:firstColumn="0" w:lastColumn="0" w:oddVBand="0" w:evenVBand="0" w:oddHBand="0" w:evenHBand="0" w:firstRowFirstColumn="0" w:firstRowLastColumn="0" w:lastRowFirstColumn="0" w:lastRowLastColumn="0"/>
             <w:tcW w:w="7620" w:type="dxa"/>
             <w:gridSpan w:val="2"/>
             <w:shd w:val="clear" w:color="auto" w:fill="auto"/>
+            <w:tcMar/>
           </w:tcPr>
           <w:p>
             <w:pPr>
@@ -563,6 +571,7 @@
             <w:tcW w:w="2534" w:type="dxa"/>
             <w:gridSpan w:val="2"/>
             <w:shd w:val="clear" w:color="auto" w:fill="FBE5D5"/>
+            <w:tcMar/>
           </w:tcPr>
           <w:p>
             <w:pPr>
@@ -582,8 +591,10 @@
         </w:tc>
         <w:tc>
           <w:tcPr>
+            <w:cnfStyle w:val="000000000000" w:firstRow="0" w:lastRow="0" w:firstColumn="0" w:lastColumn="0" w:oddVBand="0" w:evenVBand="0" w:oddHBand="0" w:evenHBand="0" w:firstRowFirstColumn="0" w:firstRowLastColumn="0" w:lastRowFirstColumn="0" w:lastRowLastColumn="0"/>
             <w:tcW w:w="7620" w:type="dxa"/>
             <w:gridSpan w:val="2"/>
+            <w:tcMar/>
           </w:tcPr>
           <w:p>
             <w:pPr>
@@ -626,6 +637,7 @@
             <w:cnfStyle w:val="001000000000" w:firstRow="0" w:lastRow="0" w:firstColumn="1" w:lastColumn="0" w:oddVBand="0" w:evenVBand="0" w:oddHBand="0" w:evenHBand="0" w:firstRowFirstColumn="0" w:firstRowLastColumn="0" w:lastRowFirstColumn="0" w:lastRowLastColumn="0"/>
             <w:tcW w:w="2534" w:type="dxa"/>
             <w:gridSpan w:val="2"/>
+            <w:tcMar/>
           </w:tcPr>
           <w:p>
             <w:pPr>
@@ -645,9 +657,11 @@
         </w:tc>
         <w:tc>
           <w:tcPr>
+            <w:cnfStyle w:val="000000000000" w:firstRow="0" w:lastRow="0" w:firstColumn="0" w:lastColumn="0" w:oddVBand="0" w:evenVBand="0" w:oddHBand="0" w:evenHBand="0" w:firstRowFirstColumn="0" w:firstRowLastColumn="0" w:lastRowFirstColumn="0" w:lastRowLastColumn="0"/>
             <w:tcW w:w="7620" w:type="dxa"/>
             <w:gridSpan w:val="2"/>
             <w:shd w:val="clear" w:color="auto" w:fill="auto"/>
+            <w:tcMar/>
           </w:tcPr>
           <w:p>
             <w:pPr>
@@ -680,6 +694,7 @@
             <w:tcW w:w="10154" w:type="dxa"/>
             <w:gridSpan w:val="4"/>
             <w:shd w:val="clear" w:color="auto" w:fill="FFE599"/>
+            <w:tcMar/>
           </w:tcPr>
           <w:p>
             <w:pPr>
@@ -709,6 +724,7 @@
             <w:cnfStyle w:val="001000000000" w:firstRow="0" w:lastRow="0" w:firstColumn="1" w:lastColumn="0" w:oddVBand="0" w:evenVBand="0" w:oddHBand="0" w:evenHBand="0" w:firstRowFirstColumn="0" w:firstRowLastColumn="0" w:lastRowFirstColumn="0" w:lastRowLastColumn="0"/>
             <w:tcW w:w="2534" w:type="dxa"/>
             <w:gridSpan w:val="2"/>
+            <w:tcMar/>
           </w:tcPr>
           <w:p>
             <w:pPr>
@@ -728,8 +744,10 @@
         </w:tc>
         <w:tc>
           <w:tcPr>
+            <w:cnfStyle w:val="000000000000" w:firstRow="0" w:lastRow="0" w:firstColumn="0" w:lastColumn="0" w:oddVBand="0" w:evenVBand="0" w:oddHBand="0" w:evenHBand="0" w:firstRowFirstColumn="0" w:firstRowLastColumn="0" w:lastRowFirstColumn="0" w:lastRowLastColumn="0"/>
             <w:tcW w:w="7620" w:type="dxa"/>
             <w:gridSpan w:val="2"/>
+            <w:tcMar/>
           </w:tcPr>
           <w:p>
             <w:pPr>
@@ -763,6 +781,7 @@
           <w:tcPr>
             <w:cnfStyle w:val="001000000000" w:firstRow="0" w:lastRow="0" w:firstColumn="1" w:lastColumn="0" w:oddVBand="0" w:evenVBand="0" w:oddHBand="0" w:evenHBand="0" w:firstRowFirstColumn="0" w:firstRowLastColumn="0" w:lastRowFirstColumn="0" w:lastRowLastColumn="0"/>
             <w:tcW w:w="1267" w:type="dxa"/>
+            <w:tcMar/>
           </w:tcPr>
           <w:p>
             <w:pPr>
@@ -782,9 +801,11 @@
         </w:tc>
         <w:tc>
           <w:tcPr>
+            <w:cnfStyle w:val="000000000000" w:firstRow="0" w:lastRow="0" w:firstColumn="0" w:lastColumn="0" w:oddVBand="0" w:evenVBand="0" w:oddHBand="0" w:evenHBand="0" w:firstRowFirstColumn="0" w:firstRowLastColumn="0" w:lastRowFirstColumn="0" w:lastRowLastColumn="0"/>
             <w:tcW w:w="6727" w:type="dxa"/>
             <w:gridSpan w:val="2"/>
-            <w:shd w:val="clear" w:color="auto" w:fill="FFFFFF"/>
+            <w:shd w:val="clear" w:color="auto" w:fill="FFFFFF" w:themeFill="background1"/>
+            <w:tcMar/>
           </w:tcPr>
           <w:p>
             <w:pPr>
@@ -806,8 +827,10 @@
         </w:tc>
         <w:tc>
           <w:tcPr>
+            <w:cnfStyle w:val="000000000000" w:firstRow="0" w:lastRow="0" w:firstColumn="0" w:lastColumn="0" w:oddVBand="0" w:evenVBand="0" w:oddHBand="0" w:evenHBand="0" w:firstRowFirstColumn="0" w:firstRowLastColumn="0" w:lastRowFirstColumn="0" w:lastRowLastColumn="0"/>
             <w:tcW w:w="2160" w:type="dxa"/>
-            <w:shd w:val="clear" w:color="auto" w:fill="FFFFFF"/>
+            <w:shd w:val="clear" w:color="auto" w:fill="FFFFFF" w:themeFill="background1"/>
+            <w:tcMar/>
           </w:tcPr>
           <w:p>
             <w:pPr>
@@ -840,6 +863,7 @@
             <w:cnfStyle w:val="001000000000" w:firstRow="0" w:lastRow="0" w:firstColumn="1" w:lastColumn="0" w:oddVBand="0" w:evenVBand="0" w:oddHBand="0" w:evenHBand="0" w:firstRowFirstColumn="0" w:firstRowLastColumn="0" w:lastRowFirstColumn="0" w:lastRowLastColumn="0"/>
             <w:tcW w:w="1267" w:type="dxa"/>
             <w:shd w:val="clear" w:color="auto" w:fill="auto"/>
+            <w:tcMar/>
           </w:tcPr>
           <w:p>
             <w:pPr>
@@ -859,9 +883,11 @@
         </w:tc>
         <w:tc>
           <w:tcPr>
+            <w:cnfStyle w:val="000000000000" w:firstRow="0" w:lastRow="0" w:firstColumn="0" w:lastColumn="0" w:oddVBand="0" w:evenVBand="0" w:oddHBand="0" w:evenHBand="0" w:firstRowFirstColumn="0" w:firstRowLastColumn="0" w:lastRowFirstColumn="0" w:lastRowLastColumn="0"/>
             <w:tcW w:w="6727" w:type="dxa"/>
             <w:gridSpan w:val="2"/>
-            <w:shd w:val="clear" w:color="auto" w:fill="FFFFFF"/>
+            <w:shd w:val="clear" w:color="auto" w:fill="FFFFFF" w:themeFill="background1"/>
+            <w:tcMar/>
           </w:tcPr>
           <w:p>
             <w:pPr>
@@ -883,8 +909,10 @@
         </w:tc>
         <w:tc>
           <w:tcPr>
+            <w:cnfStyle w:val="000000000000" w:firstRow="0" w:lastRow="0" w:firstColumn="0" w:lastColumn="0" w:oddVBand="0" w:evenVBand="0" w:oddHBand="0" w:evenHBand="0" w:firstRowFirstColumn="0" w:firstRowLastColumn="0" w:lastRowFirstColumn="0" w:lastRowLastColumn="0"/>
             <w:tcW w:w="2160" w:type="dxa"/>
-            <w:shd w:val="clear" w:color="auto" w:fill="FFFFFF"/>
+            <w:shd w:val="clear" w:color="auto" w:fill="FFFFFF" w:themeFill="background1"/>
+            <w:tcMar/>
           </w:tcPr>
           <w:p>
             <w:pPr>
@@ -909,6 +937,7 @@
             <w:tcW w:w="2534" w:type="dxa"/>
             <w:gridSpan w:val="2"/>
             <w:shd w:val="clear" w:color="auto" w:fill="FBE5D5"/>
+            <w:tcMar/>
           </w:tcPr>
           <w:p>
             <w:pPr>
@@ -928,48 +957,38 @@
         </w:tc>
         <w:tc>
           <w:tcPr>
+            <w:cnfStyle w:val="000000000000" w:firstRow="0" w:lastRow="0" w:firstColumn="0" w:lastColumn="0" w:oddVBand="0" w:evenVBand="0" w:oddHBand="0" w:evenHBand="0" w:firstRowFirstColumn="0" w:firstRowLastColumn="0" w:lastRowFirstColumn="0" w:lastRowLastColumn="0"/>
             <w:tcW w:w="7620" w:type="dxa"/>
             <w:gridSpan w:val="2"/>
-            <w:shd w:val="clear" w:color="auto" w:fill="FFFFFF"/>
+            <w:shd w:val="clear" w:color="auto" w:fill="FFFFFF" w:themeFill="background1"/>
+            <w:tcMar/>
           </w:tcPr>
           <w:p>
             <w:pPr>
               <w:cnfStyle w:val="000000000000" w:firstRow="0" w:lastRow="0" w:firstColumn="0" w:lastColumn="0" w:oddVBand="0" w:evenVBand="0" w:oddHBand="0" w:evenHBand="0" w:firstRowFirstColumn="0" w:firstRowLastColumn="0" w:lastRowFirstColumn="0" w:lastRowLastColumn="0"/>
               <w:rPr>
                 <w:rFonts w:ascii="Calibri" w:hAnsi="Calibri" w:eastAsia="Calibri" w:cs="Calibri"/>
-                <w:b/>
-                <w:i/>
-                <w:color w:val="auto"/>
-              </w:rPr>
-            </w:pPr>
-            <w:r>
-              <w:rPr>
-                <w:rFonts w:ascii="Calibri" w:hAnsi="Calibri" w:eastAsia="Calibri" w:cs="Calibri"/>
-                <w:i/>
-                <w:color w:val="auto"/>
-              </w:rPr>
-              <w:t>¡</w:t>
-            </w:r>
-            <w:r>
-              <w:rPr>
-                <w:rFonts w:ascii="Calibri" w:hAnsi="Calibri" w:eastAsia="Calibri" w:cs="Calibri"/>
-                <w:i/>
-                <w:color w:val="auto"/>
-              </w:rPr>
-              <w:t>Felicitaciones</w:t>
-            </w:r>
-            <w:r>
-              <w:rPr>
-                <w:rFonts w:ascii="Calibri" w:hAnsi="Calibri" w:eastAsia="Calibri" w:cs="Calibri"/>
-                <w:i/>
-                <w:color w:val="auto"/>
-              </w:rPr>
-              <w:t xml:space="preserve">! Ha captado con claridad </w:t>
-            </w:r>
-            <w:r>
-              <w:rPr>
-                <w:rFonts w:ascii="Calibri" w:hAnsi="Calibri" w:eastAsia="Calibri" w:cs="Calibri"/>
-                <w:i/>
+                <w:b w:val="1"/>
+                <w:bCs w:val="1"/>
+                <w:i w:val="1"/>
+                <w:iCs w:val="1"/>
+                <w:color w:val="auto"/>
+              </w:rPr>
+            </w:pPr>
+            <w:r>
+              <w:rPr>
+                <w:rFonts w:ascii="Calibri" w:hAnsi="Calibri" w:eastAsia="Calibri" w:cs="Calibri"/>
+                <w:i w:val="1"/>
+                <w:iCs w:val="1"/>
+                <w:color w:val="auto"/>
+              </w:rPr>
+              <w:t xml:space="preserve">Ha captado con claridad </w:t>
+            </w:r>
+            <w:r>
+              <w:rPr>
+                <w:rFonts w:ascii="Calibri" w:hAnsi="Calibri" w:eastAsia="Calibri" w:cs="Calibri"/>
+                <w:i w:val="1"/>
+                <w:iCs w:val="1"/>
                 <w:color w:val="auto"/>
               </w:rPr>
               <w:t xml:space="preserve">los conceptos fundamentales del componente formativo. </w:t>
@@ -987,6 +1006,7 @@
             <w:cnfStyle w:val="001000000000" w:firstRow="0" w:lastRow="0" w:firstColumn="1" w:lastColumn="0" w:oddVBand="0" w:evenVBand="0" w:oddHBand="0" w:evenHBand="0" w:firstRowFirstColumn="0" w:firstRowLastColumn="0" w:lastRowFirstColumn="0" w:lastRowLastColumn="0"/>
             <w:tcW w:w="2534" w:type="dxa"/>
             <w:gridSpan w:val="2"/>
+            <w:tcMar/>
           </w:tcPr>
           <w:p>
             <w:pPr>
@@ -1006,9 +1026,11 @@
         </w:tc>
         <w:tc>
           <w:tcPr>
+            <w:cnfStyle w:val="000000000000" w:firstRow="0" w:lastRow="0" w:firstColumn="0" w:lastColumn="0" w:oddVBand="0" w:evenVBand="0" w:oddHBand="0" w:evenHBand="0" w:firstRowFirstColumn="0" w:firstRowLastColumn="0" w:lastRowFirstColumn="0" w:lastRowLastColumn="0"/>
             <w:tcW w:w="7620" w:type="dxa"/>
             <w:gridSpan w:val="2"/>
-            <w:shd w:val="clear" w:color="auto" w:fill="FFFFFF"/>
+            <w:shd w:val="clear" w:color="auto" w:fill="FFFFFF" w:themeFill="background1"/>
+            <w:tcMar/>
           </w:tcPr>
           <w:p>
             <w:pPr>
@@ -1040,6 +1062,7 @@
             <w:cnfStyle w:val="001000000000" w:firstRow="0" w:lastRow="0" w:firstColumn="1" w:lastColumn="0" w:oddVBand="0" w:evenVBand="0" w:oddHBand="0" w:evenHBand="0" w:firstRowFirstColumn="0" w:firstRowLastColumn="0" w:lastRowFirstColumn="0" w:lastRowLastColumn="0"/>
             <w:tcW w:w="2534" w:type="dxa"/>
             <w:gridSpan w:val="2"/>
+            <w:tcMar/>
           </w:tcPr>
           <w:p>
             <w:pPr>
@@ -1066,8 +1089,10 @@
         </w:tc>
         <w:tc>
           <w:tcPr>
+            <w:cnfStyle w:val="000000000000" w:firstRow="0" w:lastRow="0" w:firstColumn="0" w:lastColumn="0" w:oddVBand="0" w:evenVBand="0" w:oddHBand="0" w:evenHBand="0" w:firstRowFirstColumn="0" w:firstRowLastColumn="0" w:lastRowFirstColumn="0" w:lastRowLastColumn="0"/>
             <w:tcW w:w="7620" w:type="dxa"/>
             <w:gridSpan w:val="2"/>
+            <w:tcMar/>
           </w:tcPr>
           <w:p>
             <w:pPr>
@@ -1102,6 +1127,7 @@
           <w:tcPr>
             <w:cnfStyle w:val="001000000000" w:firstRow="0" w:lastRow="0" w:firstColumn="1" w:lastColumn="0" w:oddVBand="0" w:evenVBand="0" w:oddHBand="0" w:evenHBand="0" w:firstRowFirstColumn="0" w:firstRowLastColumn="0" w:lastRowFirstColumn="0" w:lastRowLastColumn="0"/>
             <w:tcW w:w="1267" w:type="dxa"/>
+            <w:tcMar/>
           </w:tcPr>
           <w:p>
             <w:pPr>
@@ -1121,9 +1147,11 @@
         </w:tc>
         <w:tc>
           <w:tcPr>
+            <w:cnfStyle w:val="000000000000" w:firstRow="0" w:lastRow="0" w:firstColumn="0" w:lastColumn="0" w:oddVBand="0" w:evenVBand="0" w:oddHBand="0" w:evenHBand="0" w:firstRowFirstColumn="0" w:firstRowLastColumn="0" w:lastRowFirstColumn="0" w:lastRowLastColumn="0"/>
             <w:tcW w:w="6727" w:type="dxa"/>
             <w:gridSpan w:val="2"/>
-            <w:shd w:val="clear" w:color="auto" w:fill="FFFFFF"/>
+            <w:shd w:val="clear" w:color="auto" w:fill="FFFFFF" w:themeFill="background1"/>
+            <w:tcMar/>
           </w:tcPr>
           <w:p>
             <w:pPr>
@@ -1145,8 +1173,10 @@
         </w:tc>
         <w:tc>
           <w:tcPr>
+            <w:cnfStyle w:val="000000000000" w:firstRow="0" w:lastRow="0" w:firstColumn="0" w:lastColumn="0" w:oddVBand="0" w:evenVBand="0" w:oddHBand="0" w:evenHBand="0" w:firstRowFirstColumn="0" w:firstRowLastColumn="0" w:lastRowFirstColumn="0" w:lastRowLastColumn="0"/>
             <w:tcW w:w="2160" w:type="dxa"/>
-            <w:shd w:val="clear" w:color="auto" w:fill="FFFFFF"/>
+            <w:shd w:val="clear" w:color="auto" w:fill="FFFFFF" w:themeFill="background1"/>
+            <w:tcMar/>
           </w:tcPr>
           <w:p>
             <w:pPr>
@@ -1178,6 +1208,7 @@
             <w:cnfStyle w:val="001000000000" w:firstRow="0" w:lastRow="0" w:firstColumn="1" w:lastColumn="0" w:oddVBand="0" w:evenVBand="0" w:oddHBand="0" w:evenHBand="0" w:firstRowFirstColumn="0" w:firstRowLastColumn="0" w:lastRowFirstColumn="0" w:lastRowLastColumn="0"/>
             <w:tcW w:w="1267" w:type="dxa"/>
             <w:shd w:val="clear" w:color="auto" w:fill="auto"/>
+            <w:tcMar/>
           </w:tcPr>
           <w:p>
             <w:pPr>
@@ -1197,9 +1228,11 @@
         </w:tc>
         <w:tc>
           <w:tcPr>
+            <w:cnfStyle w:val="000000000000" w:firstRow="0" w:lastRow="0" w:firstColumn="0" w:lastColumn="0" w:oddVBand="0" w:evenVBand="0" w:oddHBand="0" w:evenHBand="0" w:firstRowFirstColumn="0" w:firstRowLastColumn="0" w:lastRowFirstColumn="0" w:lastRowLastColumn="0"/>
             <w:tcW w:w="6727" w:type="dxa"/>
             <w:gridSpan w:val="2"/>
-            <w:shd w:val="clear" w:color="auto" w:fill="FFFFFF"/>
+            <w:shd w:val="clear" w:color="auto" w:fill="FFFFFF" w:themeFill="background1"/>
+            <w:tcMar/>
           </w:tcPr>
           <w:p>
             <w:pPr>
@@ -1221,8 +1254,10 @@
         </w:tc>
         <w:tc>
           <w:tcPr>
+            <w:cnfStyle w:val="000000000000" w:firstRow="0" w:lastRow="0" w:firstColumn="0" w:lastColumn="0" w:oddVBand="0" w:evenVBand="0" w:oddHBand="0" w:evenHBand="0" w:firstRowFirstColumn="0" w:firstRowLastColumn="0" w:lastRowFirstColumn="0" w:lastRowLastColumn="0"/>
             <w:tcW w:w="2160" w:type="dxa"/>
-            <w:shd w:val="clear" w:color="auto" w:fill="FFFFFF"/>
+            <w:shd w:val="clear" w:color="auto" w:fill="FFFFFF" w:themeFill="background1"/>
+            <w:tcMar/>
           </w:tcPr>
           <w:p>
             <w:pPr>
@@ -1234,14 +1269,6 @@
                 <w:color w:val="auto"/>
               </w:rPr>
             </w:pPr>
-            <w:r>
-              <w:rPr>
-                <w:rFonts w:ascii="Calibri" w:hAnsi="Calibri" w:eastAsia="Calibri" w:cs="Calibri"/>
-                <w:i/>
-                <w:color w:val="auto"/>
-              </w:rPr>
-              <w:t>X</w:t>
-            </w:r>
           </w:p>
         </w:tc>
       </w:tr>
@@ -1255,6 +1282,7 @@
             <w:cnfStyle w:val="001000000000" w:firstRow="0" w:lastRow="0" w:firstColumn="1" w:lastColumn="0" w:oddVBand="0" w:evenVBand="0" w:oddHBand="0" w:evenHBand="0" w:firstRowFirstColumn="0" w:firstRowLastColumn="0" w:lastRowFirstColumn="0" w:lastRowLastColumn="0"/>
             <w:tcW w:w="2534" w:type="dxa"/>
             <w:gridSpan w:val="2"/>
+            <w:tcMar/>
           </w:tcPr>
           <w:p>
             <w:pPr>
@@ -1274,48 +1302,38 @@
         </w:tc>
         <w:tc>
           <w:tcPr>
+            <w:cnfStyle w:val="000000000000" w:firstRow="0" w:lastRow="0" w:firstColumn="0" w:lastColumn="0" w:oddVBand="0" w:evenVBand="0" w:oddHBand="0" w:evenHBand="0" w:firstRowFirstColumn="0" w:firstRowLastColumn="0" w:lastRowFirstColumn="0" w:lastRowLastColumn="0"/>
             <w:tcW w:w="7620" w:type="dxa"/>
             <w:gridSpan w:val="2"/>
-            <w:shd w:val="clear" w:color="auto" w:fill="FFFFFF"/>
+            <w:shd w:val="clear" w:color="auto" w:fill="FFFFFF" w:themeFill="background1"/>
+            <w:tcMar/>
           </w:tcPr>
           <w:p>
             <w:pPr>
               <w:cnfStyle w:val="000000100000" w:firstRow="0" w:lastRow="0" w:firstColumn="0" w:lastColumn="0" w:oddVBand="0" w:evenVBand="0" w:oddHBand="1" w:evenHBand="0" w:firstRowFirstColumn="0" w:firstRowLastColumn="0" w:lastRowFirstColumn="0" w:lastRowLastColumn="0"/>
               <w:rPr>
                 <w:rFonts w:ascii="Calibri" w:hAnsi="Calibri" w:eastAsia="Calibri" w:cs="Calibri"/>
-                <w:b/>
-                <w:i/>
-                <w:color w:val="auto"/>
-              </w:rPr>
-            </w:pPr>
-            <w:r>
-              <w:rPr>
-                <w:rFonts w:ascii="Calibri" w:hAnsi="Calibri" w:eastAsia="Calibri" w:cs="Calibri"/>
-                <w:i/>
-                <w:color w:val="auto"/>
-              </w:rPr>
-              <w:t>¡</w:t>
-            </w:r>
-            <w:r>
-              <w:rPr>
-                <w:rFonts w:ascii="Calibri" w:hAnsi="Calibri" w:eastAsia="Calibri" w:cs="Calibri"/>
-                <w:i/>
-                <w:color w:val="auto"/>
-              </w:rPr>
-              <w:t>Felicitaciones</w:t>
-            </w:r>
-            <w:r>
-              <w:rPr>
-                <w:rFonts w:ascii="Calibri" w:hAnsi="Calibri" w:eastAsia="Calibri" w:cs="Calibri"/>
-                <w:i/>
-                <w:color w:val="auto"/>
-              </w:rPr>
-              <w:t xml:space="preserve">! Ha captado con claridad </w:t>
-            </w:r>
-            <w:r>
-              <w:rPr>
-                <w:rFonts w:ascii="Calibri" w:hAnsi="Calibri" w:eastAsia="Calibri" w:cs="Calibri"/>
-                <w:i/>
+                <w:b w:val="1"/>
+                <w:bCs w:val="1"/>
+                <w:i w:val="1"/>
+                <w:iCs w:val="1"/>
+                <w:color w:val="auto"/>
+              </w:rPr>
+            </w:pPr>
+            <w:r>
+              <w:rPr>
+                <w:rFonts w:ascii="Calibri" w:hAnsi="Calibri" w:eastAsia="Calibri" w:cs="Calibri"/>
+                <w:i w:val="1"/>
+                <w:iCs w:val="1"/>
+                <w:color w:val="auto"/>
+              </w:rPr>
+              <w:t xml:space="preserve">Ha captado con claridad </w:t>
+            </w:r>
+            <w:r>
+              <w:rPr>
+                <w:rFonts w:ascii="Calibri" w:hAnsi="Calibri" w:eastAsia="Calibri" w:cs="Calibri"/>
+                <w:i w:val="1"/>
+                <w:iCs w:val="1"/>
                 <w:color w:val="auto"/>
               </w:rPr>
               <w:t>los conceptos fundamentales del componente formativo.</w:t>
@@ -1332,6 +1350,7 @@
             <w:cnfStyle w:val="001000000000" w:firstRow="0" w:lastRow="0" w:firstColumn="1" w:lastColumn="0" w:oddVBand="0" w:evenVBand="0" w:oddHBand="0" w:evenHBand="0" w:firstRowFirstColumn="0" w:firstRowLastColumn="0" w:lastRowFirstColumn="0" w:lastRowLastColumn="0"/>
             <w:tcW w:w="2534" w:type="dxa"/>
             <w:gridSpan w:val="2"/>
+            <w:tcMar/>
           </w:tcPr>
           <w:p>
             <w:pPr>
@@ -1351,9 +1370,11 @@
         </w:tc>
         <w:tc>
           <w:tcPr>
+            <w:cnfStyle w:val="000000000000" w:firstRow="0" w:lastRow="0" w:firstColumn="0" w:lastColumn="0" w:oddVBand="0" w:evenVBand="0" w:oddHBand="0" w:evenHBand="0" w:firstRowFirstColumn="0" w:firstRowLastColumn="0" w:lastRowFirstColumn="0" w:lastRowLastColumn="0"/>
             <w:tcW w:w="7620" w:type="dxa"/>
             <w:gridSpan w:val="2"/>
-            <w:shd w:val="clear" w:color="auto" w:fill="FFFFFF"/>
+            <w:shd w:val="clear" w:color="auto" w:fill="FFFFFF" w:themeFill="background1"/>
+            <w:tcMar/>
           </w:tcPr>
           <w:p>
             <w:pPr>
@@ -1386,6 +1407,7 @@
             <w:cnfStyle w:val="001000000000" w:firstRow="0" w:lastRow="0" w:firstColumn="1" w:lastColumn="0" w:oddVBand="0" w:evenVBand="0" w:oddHBand="0" w:evenHBand="0" w:firstRowFirstColumn="0" w:firstRowLastColumn="0" w:lastRowFirstColumn="0" w:lastRowLastColumn="0"/>
             <w:tcW w:w="2534" w:type="dxa"/>
             <w:gridSpan w:val="2"/>
+            <w:tcMar/>
           </w:tcPr>
           <w:p>
             <w:pPr>
@@ -1412,8 +1434,10 @@
         </w:tc>
         <w:tc>
           <w:tcPr>
+            <w:cnfStyle w:val="000000000000" w:firstRow="0" w:lastRow="0" w:firstColumn="0" w:lastColumn="0" w:oddVBand="0" w:evenVBand="0" w:oddHBand="0" w:evenHBand="0" w:firstRowFirstColumn="0" w:firstRowLastColumn="0" w:lastRowFirstColumn="0" w:lastRowLastColumn="0"/>
             <w:tcW w:w="7620" w:type="dxa"/>
             <w:gridSpan w:val="2"/>
+            <w:tcMar/>
           </w:tcPr>
           <w:p>
             <w:pPr>
@@ -1447,6 +1471,7 @@
           <w:tcPr>
             <w:cnfStyle w:val="001000000000" w:firstRow="0" w:lastRow="0" w:firstColumn="1" w:lastColumn="0" w:oddVBand="0" w:evenVBand="0" w:oddHBand="0" w:evenHBand="0" w:firstRowFirstColumn="0" w:firstRowLastColumn="0" w:lastRowFirstColumn="0" w:lastRowLastColumn="0"/>
             <w:tcW w:w="1267" w:type="dxa"/>
+            <w:tcMar/>
           </w:tcPr>
           <w:p>
             <w:pPr>
@@ -1466,9 +1491,11 @@
         </w:tc>
         <w:tc>
           <w:tcPr>
+            <w:cnfStyle w:val="000000000000" w:firstRow="0" w:lastRow="0" w:firstColumn="0" w:lastColumn="0" w:oddVBand="0" w:evenVBand="0" w:oddHBand="0" w:evenHBand="0" w:firstRowFirstColumn="0" w:firstRowLastColumn="0" w:lastRowFirstColumn="0" w:lastRowLastColumn="0"/>
             <w:tcW w:w="6727" w:type="dxa"/>
             <w:gridSpan w:val="2"/>
-            <w:shd w:val="clear" w:color="auto" w:fill="FFFFFF"/>
+            <w:shd w:val="clear" w:color="auto" w:fill="FFFFFF" w:themeFill="background1"/>
+            <w:tcMar/>
           </w:tcPr>
           <w:p>
             <w:pPr>
@@ -1490,8 +1517,10 @@
         </w:tc>
         <w:tc>
           <w:tcPr>
+            <w:cnfStyle w:val="000000000000" w:firstRow="0" w:lastRow="0" w:firstColumn="0" w:lastColumn="0" w:oddVBand="0" w:evenVBand="0" w:oddHBand="0" w:evenHBand="0" w:firstRowFirstColumn="0" w:firstRowLastColumn="0" w:lastRowFirstColumn="0" w:lastRowLastColumn="0"/>
             <w:tcW w:w="2160" w:type="dxa"/>
-            <w:shd w:val="clear" w:color="auto" w:fill="FFFFFF"/>
+            <w:shd w:val="clear" w:color="auto" w:fill="FFFFFF" w:themeFill="background1"/>
+            <w:tcMar/>
           </w:tcPr>
           <w:p>
             <w:pPr>
@@ -1516,6 +1545,7 @@
             <w:cnfStyle w:val="001000000000" w:firstRow="0" w:lastRow="0" w:firstColumn="1" w:lastColumn="0" w:oddVBand="0" w:evenVBand="0" w:oddHBand="0" w:evenHBand="0" w:firstRowFirstColumn="0" w:firstRowLastColumn="0" w:lastRowFirstColumn="0" w:lastRowLastColumn="0"/>
             <w:tcW w:w="1267" w:type="dxa"/>
             <w:shd w:val="clear" w:color="auto" w:fill="auto"/>
+            <w:tcMar/>
           </w:tcPr>
           <w:p>
             <w:pPr>
@@ -1535,9 +1565,11 @@
         </w:tc>
         <w:tc>
           <w:tcPr>
+            <w:cnfStyle w:val="000000000000" w:firstRow="0" w:lastRow="0" w:firstColumn="0" w:lastColumn="0" w:oddVBand="0" w:evenVBand="0" w:oddHBand="0" w:evenHBand="0" w:firstRowFirstColumn="0" w:firstRowLastColumn="0" w:lastRowFirstColumn="0" w:lastRowLastColumn="0"/>
             <w:tcW w:w="6727" w:type="dxa"/>
             <w:gridSpan w:val="2"/>
-            <w:shd w:val="clear" w:color="auto" w:fill="FFFFFF"/>
+            <w:shd w:val="clear" w:color="auto" w:fill="FFFFFF" w:themeFill="background1"/>
+            <w:tcMar/>
           </w:tcPr>
           <w:p>
             <w:pPr>
@@ -1559,8 +1591,10 @@
         </w:tc>
         <w:tc>
           <w:tcPr>
+            <w:cnfStyle w:val="000000000000" w:firstRow="0" w:lastRow="0" w:firstColumn="0" w:lastColumn="0" w:oddVBand="0" w:evenVBand="0" w:oddHBand="0" w:evenHBand="0" w:firstRowFirstColumn="0" w:firstRowLastColumn="0" w:lastRowFirstColumn="0" w:lastRowLastColumn="0"/>
             <w:tcW w:w="2160" w:type="dxa"/>
-            <w:shd w:val="clear" w:color="auto" w:fill="FFFFFF"/>
+            <w:shd w:val="clear" w:color="auto" w:fill="FFFFFF" w:themeFill="background1"/>
+            <w:tcMar/>
           </w:tcPr>
           <w:p>
             <w:pPr>
@@ -1593,6 +1627,7 @@
             <w:tcW w:w="2534" w:type="dxa"/>
             <w:gridSpan w:val="2"/>
             <w:shd w:val="clear" w:color="auto" w:fill="FBE5D5"/>
+            <w:tcMar/>
           </w:tcPr>
           <w:p>
             <w:pPr>
@@ -1612,48 +1647,38 @@
         </w:tc>
         <w:tc>
           <w:tcPr>
+            <w:cnfStyle w:val="000000000000" w:firstRow="0" w:lastRow="0" w:firstColumn="0" w:lastColumn="0" w:oddVBand="0" w:evenVBand="0" w:oddHBand="0" w:evenHBand="0" w:firstRowFirstColumn="0" w:firstRowLastColumn="0" w:lastRowFirstColumn="0" w:lastRowLastColumn="0"/>
             <w:tcW w:w="7620" w:type="dxa"/>
             <w:gridSpan w:val="2"/>
-            <w:shd w:val="clear" w:color="auto" w:fill="FFFFFF"/>
+            <w:shd w:val="clear" w:color="auto" w:fill="FFFFFF" w:themeFill="background1"/>
+            <w:tcMar/>
           </w:tcPr>
           <w:p>
             <w:pPr>
               <w:cnfStyle w:val="000000000000" w:firstRow="0" w:lastRow="0" w:firstColumn="0" w:lastColumn="0" w:oddVBand="0" w:evenVBand="0" w:oddHBand="0" w:evenHBand="0" w:firstRowFirstColumn="0" w:firstRowLastColumn="0" w:lastRowFirstColumn="0" w:lastRowLastColumn="0"/>
               <w:rPr>
                 <w:rFonts w:ascii="Calibri" w:hAnsi="Calibri" w:eastAsia="Calibri" w:cs="Calibri"/>
-                <w:b/>
-                <w:i/>
-                <w:color w:val="auto"/>
-              </w:rPr>
-            </w:pPr>
-            <w:r>
-              <w:rPr>
-                <w:rFonts w:ascii="Calibri" w:hAnsi="Calibri" w:eastAsia="Calibri" w:cs="Calibri"/>
-                <w:i/>
-                <w:color w:val="auto"/>
-              </w:rPr>
-              <w:t>¡</w:t>
-            </w:r>
-            <w:r>
-              <w:rPr>
-                <w:rFonts w:ascii="Calibri" w:hAnsi="Calibri" w:eastAsia="Calibri" w:cs="Calibri"/>
-                <w:i/>
-                <w:color w:val="auto"/>
-              </w:rPr>
-              <w:t>Felicitaciones</w:t>
-            </w:r>
-            <w:r>
-              <w:rPr>
-                <w:rFonts w:ascii="Calibri" w:hAnsi="Calibri" w:eastAsia="Calibri" w:cs="Calibri"/>
-                <w:i/>
-                <w:color w:val="auto"/>
-              </w:rPr>
-              <w:t xml:space="preserve">! Ha captado con claridad </w:t>
-            </w:r>
-            <w:r>
-              <w:rPr>
-                <w:rFonts w:ascii="Calibri" w:hAnsi="Calibri" w:eastAsia="Calibri" w:cs="Calibri"/>
-                <w:i/>
+                <w:b w:val="1"/>
+                <w:bCs w:val="1"/>
+                <w:i w:val="1"/>
+                <w:iCs w:val="1"/>
+                <w:color w:val="auto"/>
+              </w:rPr>
+            </w:pPr>
+            <w:r>
+              <w:rPr>
+                <w:rFonts w:ascii="Calibri" w:hAnsi="Calibri" w:eastAsia="Calibri" w:cs="Calibri"/>
+                <w:i w:val="1"/>
+                <w:iCs w:val="1"/>
+                <w:color w:val="auto"/>
+              </w:rPr>
+              <w:t xml:space="preserve">Ha captado con claridad </w:t>
+            </w:r>
+            <w:r>
+              <w:rPr>
+                <w:rFonts w:ascii="Calibri" w:hAnsi="Calibri" w:eastAsia="Calibri" w:cs="Calibri"/>
+                <w:i w:val="1"/>
+                <w:iCs w:val="1"/>
                 <w:color w:val="auto"/>
               </w:rPr>
               <w:t>los conceptos fundamentales del componente formativo.</w:t>
@@ -1671,6 +1696,7 @@
             <w:cnfStyle w:val="001000000000" w:firstRow="0" w:lastRow="0" w:firstColumn="1" w:lastColumn="0" w:oddVBand="0" w:evenVBand="0" w:oddHBand="0" w:evenHBand="0" w:firstRowFirstColumn="0" w:firstRowLastColumn="0" w:lastRowFirstColumn="0" w:lastRowLastColumn="0"/>
             <w:tcW w:w="2534" w:type="dxa"/>
             <w:gridSpan w:val="2"/>
+            <w:tcMar/>
           </w:tcPr>
           <w:p>
             <w:pPr>
@@ -1690,9 +1716,11 @@
         </w:tc>
         <w:tc>
           <w:tcPr>
+            <w:cnfStyle w:val="000000000000" w:firstRow="0" w:lastRow="0" w:firstColumn="0" w:lastColumn="0" w:oddVBand="0" w:evenVBand="0" w:oddHBand="0" w:evenHBand="0" w:firstRowFirstColumn="0" w:firstRowLastColumn="0" w:lastRowFirstColumn="0" w:lastRowLastColumn="0"/>
             <w:tcW w:w="7620" w:type="dxa"/>
             <w:gridSpan w:val="2"/>
-            <w:shd w:val="clear" w:color="auto" w:fill="FFFFFF"/>
+            <w:shd w:val="clear" w:color="auto" w:fill="FFFFFF" w:themeFill="background1"/>
+            <w:tcMar/>
           </w:tcPr>
           <w:p>
             <w:pPr>
@@ -1724,6 +1752,7 @@
             <w:cnfStyle w:val="001000000000" w:firstRow="0" w:lastRow="0" w:firstColumn="1" w:lastColumn="0" w:oddVBand="0" w:evenVBand="0" w:oddHBand="0" w:evenHBand="0" w:firstRowFirstColumn="0" w:firstRowLastColumn="0" w:lastRowFirstColumn="0" w:lastRowLastColumn="0"/>
             <w:tcW w:w="2534" w:type="dxa"/>
             <w:gridSpan w:val="2"/>
+            <w:tcMar/>
           </w:tcPr>
           <w:p>
             <w:pPr>
@@ -1750,8 +1779,10 @@
         </w:tc>
         <w:tc>
           <w:tcPr>
+            <w:cnfStyle w:val="000000000000" w:firstRow="0" w:lastRow="0" w:firstColumn="0" w:lastColumn="0" w:oddVBand="0" w:evenVBand="0" w:oddHBand="0" w:evenHBand="0" w:firstRowFirstColumn="0" w:firstRowLastColumn="0" w:lastRowFirstColumn="0" w:lastRowLastColumn="0"/>
             <w:tcW w:w="7620" w:type="dxa"/>
             <w:gridSpan w:val="2"/>
+            <w:tcMar/>
           </w:tcPr>
           <w:p>
             <w:pPr>
@@ -1786,6 +1817,7 @@
           <w:tcPr>
             <w:cnfStyle w:val="001000000000" w:firstRow="0" w:lastRow="0" w:firstColumn="1" w:lastColumn="0" w:oddVBand="0" w:evenVBand="0" w:oddHBand="0" w:evenHBand="0" w:firstRowFirstColumn="0" w:firstRowLastColumn="0" w:lastRowFirstColumn="0" w:lastRowLastColumn="0"/>
             <w:tcW w:w="1267" w:type="dxa"/>
+            <w:tcMar/>
           </w:tcPr>
           <w:p>
             <w:pPr>
@@ -1805,9 +1837,11 @@
         </w:tc>
         <w:tc>
           <w:tcPr>
+            <w:cnfStyle w:val="000000000000" w:firstRow="0" w:lastRow="0" w:firstColumn="0" w:lastColumn="0" w:oddVBand="0" w:evenVBand="0" w:oddHBand="0" w:evenHBand="0" w:firstRowFirstColumn="0" w:firstRowLastColumn="0" w:lastRowFirstColumn="0" w:lastRowLastColumn="0"/>
             <w:tcW w:w="6727" w:type="dxa"/>
             <w:gridSpan w:val="2"/>
-            <w:shd w:val="clear" w:color="auto" w:fill="FFFFFF"/>
+            <w:shd w:val="clear" w:color="auto" w:fill="FFFFFF" w:themeFill="background1"/>
+            <w:tcMar/>
           </w:tcPr>
           <w:p>
             <w:pPr>
@@ -1829,8 +1863,10 @@
         </w:tc>
         <w:tc>
           <w:tcPr>
+            <w:cnfStyle w:val="000000000000" w:firstRow="0" w:lastRow="0" w:firstColumn="0" w:lastColumn="0" w:oddVBand="0" w:evenVBand="0" w:oddHBand="0" w:evenHBand="0" w:firstRowFirstColumn="0" w:firstRowLastColumn="0" w:lastRowFirstColumn="0" w:lastRowLastColumn="0"/>
             <w:tcW w:w="2160" w:type="dxa"/>
-            <w:shd w:val="clear" w:color="auto" w:fill="FFFFFF"/>
+            <w:shd w:val="clear" w:color="auto" w:fill="FFFFFF" w:themeFill="background1"/>
+            <w:tcMar/>
           </w:tcPr>
           <w:p>
             <w:pPr>
@@ -1862,6 +1898,7 @@
             <w:cnfStyle w:val="001000000000" w:firstRow="0" w:lastRow="0" w:firstColumn="1" w:lastColumn="0" w:oddVBand="0" w:evenVBand="0" w:oddHBand="0" w:evenHBand="0" w:firstRowFirstColumn="0" w:firstRowLastColumn="0" w:lastRowFirstColumn="0" w:lastRowLastColumn="0"/>
             <w:tcW w:w="1267" w:type="dxa"/>
             <w:shd w:val="clear" w:color="auto" w:fill="auto"/>
+            <w:tcMar/>
           </w:tcPr>
           <w:p>
             <w:pPr>
@@ -1881,9 +1918,11 @@
         </w:tc>
         <w:tc>
           <w:tcPr>
+            <w:cnfStyle w:val="000000000000" w:firstRow="0" w:lastRow="0" w:firstColumn="0" w:lastColumn="0" w:oddVBand="0" w:evenVBand="0" w:oddHBand="0" w:evenHBand="0" w:firstRowFirstColumn="0" w:firstRowLastColumn="0" w:lastRowFirstColumn="0" w:lastRowLastColumn="0"/>
             <w:tcW w:w="6727" w:type="dxa"/>
             <w:gridSpan w:val="2"/>
-            <w:shd w:val="clear" w:color="auto" w:fill="FFFFFF"/>
+            <w:shd w:val="clear" w:color="auto" w:fill="FFFFFF" w:themeFill="background1"/>
+            <w:tcMar/>
           </w:tcPr>
           <w:p>
             <w:pPr>
@@ -1905,8 +1944,10 @@
         </w:tc>
         <w:tc>
           <w:tcPr>
+            <w:cnfStyle w:val="000000000000" w:firstRow="0" w:lastRow="0" w:firstColumn="0" w:lastColumn="0" w:oddVBand="0" w:evenVBand="0" w:oddHBand="0" w:evenHBand="0" w:firstRowFirstColumn="0" w:firstRowLastColumn="0" w:lastRowFirstColumn="0" w:lastRowLastColumn="0"/>
             <w:tcW w:w="2160" w:type="dxa"/>
-            <w:shd w:val="clear" w:color="auto" w:fill="FFFFFF"/>
+            <w:shd w:val="clear" w:color="auto" w:fill="FFFFFF" w:themeFill="background1"/>
+            <w:tcMar/>
           </w:tcPr>
           <w:p>
             <w:pPr>
@@ -1931,6 +1972,7 @@
             <w:cnfStyle w:val="001000000000" w:firstRow="0" w:lastRow="0" w:firstColumn="1" w:lastColumn="0" w:oddVBand="0" w:evenVBand="0" w:oddHBand="0" w:evenHBand="0" w:firstRowFirstColumn="0" w:firstRowLastColumn="0" w:lastRowFirstColumn="0" w:lastRowLastColumn="0"/>
             <w:tcW w:w="2534" w:type="dxa"/>
             <w:gridSpan w:val="2"/>
+            <w:tcMar/>
           </w:tcPr>
           <w:p>
             <w:pPr>
@@ -1950,48 +1992,38 @@
         </w:tc>
         <w:tc>
           <w:tcPr>
+            <w:cnfStyle w:val="000000000000" w:firstRow="0" w:lastRow="0" w:firstColumn="0" w:lastColumn="0" w:oddVBand="0" w:evenVBand="0" w:oddHBand="0" w:evenHBand="0" w:firstRowFirstColumn="0" w:firstRowLastColumn="0" w:lastRowFirstColumn="0" w:lastRowLastColumn="0"/>
             <w:tcW w:w="7620" w:type="dxa"/>
             <w:gridSpan w:val="2"/>
-            <w:shd w:val="clear" w:color="auto" w:fill="FFFFFF"/>
+            <w:shd w:val="clear" w:color="auto" w:fill="FFFFFF" w:themeFill="background1"/>
+            <w:tcMar/>
           </w:tcPr>
           <w:p>
             <w:pPr>
               <w:cnfStyle w:val="000000100000" w:firstRow="0" w:lastRow="0" w:firstColumn="0" w:lastColumn="0" w:oddVBand="0" w:evenVBand="0" w:oddHBand="1" w:evenHBand="0" w:firstRowFirstColumn="0" w:firstRowLastColumn="0" w:lastRowFirstColumn="0" w:lastRowLastColumn="0"/>
               <w:rPr>
                 <w:rFonts w:ascii="Calibri" w:hAnsi="Calibri" w:eastAsia="Calibri" w:cs="Calibri"/>
-                <w:b/>
-                <w:i/>
-                <w:color w:val="auto"/>
-              </w:rPr>
-            </w:pPr>
-            <w:r>
-              <w:rPr>
-                <w:rFonts w:ascii="Calibri" w:hAnsi="Calibri" w:eastAsia="Calibri" w:cs="Calibri"/>
-                <w:i/>
-                <w:color w:val="auto"/>
-              </w:rPr>
-              <w:t>¡</w:t>
-            </w:r>
-            <w:r>
-              <w:rPr>
-                <w:rFonts w:ascii="Calibri" w:hAnsi="Calibri" w:eastAsia="Calibri" w:cs="Calibri"/>
-                <w:i/>
-                <w:color w:val="auto"/>
-              </w:rPr>
-              <w:t>Felicitaciones</w:t>
-            </w:r>
-            <w:r>
-              <w:rPr>
-                <w:rFonts w:ascii="Calibri" w:hAnsi="Calibri" w:eastAsia="Calibri" w:cs="Calibri"/>
-                <w:i/>
-                <w:color w:val="auto"/>
-              </w:rPr>
-              <w:t xml:space="preserve">! Ha captado con claridad </w:t>
-            </w:r>
-            <w:r>
-              <w:rPr>
-                <w:rFonts w:ascii="Calibri" w:hAnsi="Calibri" w:eastAsia="Calibri" w:cs="Calibri"/>
-                <w:i/>
+                <w:b w:val="1"/>
+                <w:bCs w:val="1"/>
+                <w:i w:val="1"/>
+                <w:iCs w:val="1"/>
+                <w:color w:val="auto"/>
+              </w:rPr>
+            </w:pPr>
+            <w:r>
+              <w:rPr>
+                <w:rFonts w:ascii="Calibri" w:hAnsi="Calibri" w:eastAsia="Calibri" w:cs="Calibri"/>
+                <w:i w:val="1"/>
+                <w:iCs w:val="1"/>
+                <w:color w:val="auto"/>
+              </w:rPr>
+              <w:t xml:space="preserve">Ha captado con claridad </w:t>
+            </w:r>
+            <w:r>
+              <w:rPr>
+                <w:rFonts w:ascii="Calibri" w:hAnsi="Calibri" w:eastAsia="Calibri" w:cs="Calibri"/>
+                <w:i w:val="1"/>
+                <w:iCs w:val="1"/>
                 <w:color w:val="auto"/>
               </w:rPr>
               <w:t>los conceptos fundamentales del componente formativo.</w:t>
@@ -2008,6 +2040,7 @@
             <w:cnfStyle w:val="001000000000" w:firstRow="0" w:lastRow="0" w:firstColumn="1" w:lastColumn="0" w:oddVBand="0" w:evenVBand="0" w:oddHBand="0" w:evenHBand="0" w:firstRowFirstColumn="0" w:firstRowLastColumn="0" w:lastRowFirstColumn="0" w:lastRowLastColumn="0"/>
             <w:tcW w:w="2534" w:type="dxa"/>
             <w:gridSpan w:val="2"/>
+            <w:tcMar/>
           </w:tcPr>
           <w:p>
             <w:pPr>
@@ -2027,9 +2060,11 @@
         </w:tc>
         <w:tc>
           <w:tcPr>
+            <w:cnfStyle w:val="000000000000" w:firstRow="0" w:lastRow="0" w:firstColumn="0" w:lastColumn="0" w:oddVBand="0" w:evenVBand="0" w:oddHBand="0" w:evenHBand="0" w:firstRowFirstColumn="0" w:firstRowLastColumn="0" w:lastRowFirstColumn="0" w:lastRowLastColumn="0"/>
             <w:tcW w:w="7620" w:type="dxa"/>
             <w:gridSpan w:val="2"/>
-            <w:shd w:val="clear" w:color="auto" w:fill="FFFFFF"/>
+            <w:shd w:val="clear" w:color="auto" w:fill="FFFFFF" w:themeFill="background1"/>
+            <w:tcMar/>
           </w:tcPr>
           <w:p>
             <w:pPr>
@@ -2080,6 +2115,7 @@
             <w:cnfStyle w:val="001000000000" w:firstRow="0" w:lastRow="0" w:firstColumn="1" w:lastColumn="0" w:oddVBand="0" w:evenVBand="0" w:oddHBand="0" w:evenHBand="0" w:firstRowFirstColumn="0" w:firstRowLastColumn="0" w:lastRowFirstColumn="0" w:lastRowLastColumn="0"/>
             <w:tcW w:w="2534" w:type="dxa"/>
             <w:gridSpan w:val="2"/>
+            <w:tcMar/>
           </w:tcPr>
           <w:p>
             <w:pPr>
@@ -2106,8 +2142,10 @@
         </w:tc>
         <w:tc>
           <w:tcPr>
+            <w:cnfStyle w:val="000000000000" w:firstRow="0" w:lastRow="0" w:firstColumn="0" w:lastColumn="0" w:oddVBand="0" w:evenVBand="0" w:oddHBand="0" w:evenHBand="0" w:firstRowFirstColumn="0" w:firstRowLastColumn="0" w:lastRowFirstColumn="0" w:lastRowLastColumn="0"/>
             <w:tcW w:w="7620" w:type="dxa"/>
             <w:gridSpan w:val="2"/>
+            <w:tcMar/>
           </w:tcPr>
           <w:p>
             <w:pPr>
@@ -2204,6 +2242,7 @@
             <w:cnfStyle w:val="001000000000" w:firstRow="0" w:lastRow="0" w:firstColumn="1" w:lastColumn="0" w:oddVBand="0" w:evenVBand="0" w:oddHBand="0" w:evenHBand="0" w:firstRowFirstColumn="0" w:firstRowLastColumn="0" w:lastRowFirstColumn="0" w:lastRowLastColumn="0"/>
             <w:tcW w:w="1267" w:type="dxa"/>
             <w:shd w:val="clear" w:color="auto" w:fill="auto"/>
+            <w:tcMar/>
           </w:tcPr>
           <w:p>
             <w:pPr>
@@ -2223,9 +2262,11 @@
         </w:tc>
         <w:tc>
           <w:tcPr>
+            <w:cnfStyle w:val="000000000000" w:firstRow="0" w:lastRow="0" w:firstColumn="0" w:lastColumn="0" w:oddVBand="0" w:evenVBand="0" w:oddHBand="0" w:evenHBand="0" w:firstRowFirstColumn="0" w:firstRowLastColumn="0" w:lastRowFirstColumn="0" w:lastRowLastColumn="0"/>
             <w:tcW w:w="6727" w:type="dxa"/>
             <w:gridSpan w:val="2"/>
             <w:shd w:val="clear" w:color="auto" w:fill="auto"/>
+            <w:tcMar/>
           </w:tcPr>
           <w:p>
             <w:pPr>
@@ -2247,8 +2288,10 @@
         </w:tc>
         <w:tc>
           <w:tcPr>
+            <w:cnfStyle w:val="000000000000" w:firstRow="0" w:lastRow="0" w:firstColumn="0" w:lastColumn="0" w:oddVBand="0" w:evenVBand="0" w:oddHBand="0" w:evenHBand="0" w:firstRowFirstColumn="0" w:firstRowLastColumn="0" w:lastRowFirstColumn="0" w:lastRowLastColumn="0"/>
             <w:tcW w:w="2160" w:type="dxa"/>
             <w:shd w:val="clear" w:color="auto" w:fill="auto"/>
+            <w:tcMar/>
           </w:tcPr>
           <w:p>
             <w:pPr>
@@ -2280,6 +2323,7 @@
           <w:tcPr>
             <w:cnfStyle w:val="001000000000" w:firstRow="0" w:lastRow="0" w:firstColumn="1" w:lastColumn="0" w:oddVBand="0" w:evenVBand="0" w:oddHBand="0" w:evenHBand="0" w:firstRowFirstColumn="0" w:firstRowLastColumn="0" w:lastRowFirstColumn="0" w:lastRowLastColumn="0"/>
             <w:tcW w:w="1267" w:type="dxa"/>
+            <w:tcMar/>
           </w:tcPr>
           <w:p>
             <w:pPr>
@@ -2299,9 +2343,11 @@
         </w:tc>
         <w:tc>
           <w:tcPr>
+            <w:cnfStyle w:val="000000000000" w:firstRow="0" w:lastRow="0" w:firstColumn="0" w:lastColumn="0" w:oddVBand="0" w:evenVBand="0" w:oddHBand="0" w:evenHBand="0" w:firstRowFirstColumn="0" w:firstRowLastColumn="0" w:lastRowFirstColumn="0" w:lastRowLastColumn="0"/>
             <w:tcW w:w="6727" w:type="dxa"/>
             <w:gridSpan w:val="2"/>
             <w:shd w:val="clear" w:color="auto" w:fill="auto"/>
+            <w:tcMar/>
           </w:tcPr>
           <w:p>
             <w:pPr>
@@ -2323,8 +2369,10 @@
         </w:tc>
         <w:tc>
           <w:tcPr>
+            <w:cnfStyle w:val="000000000000" w:firstRow="0" w:lastRow="0" w:firstColumn="0" w:lastColumn="0" w:oddVBand="0" w:evenVBand="0" w:oddHBand="0" w:evenHBand="0" w:firstRowFirstColumn="0" w:firstRowLastColumn="0" w:lastRowFirstColumn="0" w:lastRowLastColumn="0"/>
             <w:tcW w:w="2160" w:type="dxa"/>
             <w:shd w:val="clear" w:color="auto" w:fill="auto"/>
+            <w:tcMar/>
           </w:tcPr>
           <w:p>
             <w:pPr>
@@ -2348,6 +2396,7 @@
             <w:cnfStyle w:val="001000000000" w:firstRow="0" w:lastRow="0" w:firstColumn="1" w:lastColumn="0" w:oddVBand="0" w:evenVBand="0" w:oddHBand="0" w:evenHBand="0" w:firstRowFirstColumn="0" w:firstRowLastColumn="0" w:lastRowFirstColumn="0" w:lastRowLastColumn="0"/>
             <w:tcW w:w="2534" w:type="dxa"/>
             <w:gridSpan w:val="2"/>
+            <w:tcMar/>
           </w:tcPr>
           <w:p>
             <w:pPr>
@@ -2367,48 +2416,38 @@
         </w:tc>
         <w:tc>
           <w:tcPr>
+            <w:cnfStyle w:val="000000000000" w:firstRow="0" w:lastRow="0" w:firstColumn="0" w:lastColumn="0" w:oddVBand="0" w:evenVBand="0" w:oddHBand="0" w:evenHBand="0" w:firstRowFirstColumn="0" w:firstRowLastColumn="0" w:lastRowFirstColumn="0" w:lastRowLastColumn="0"/>
             <w:tcW w:w="7620" w:type="dxa"/>
             <w:gridSpan w:val="2"/>
-            <w:shd w:val="clear" w:color="auto" w:fill="FFFFFF"/>
+            <w:shd w:val="clear" w:color="auto" w:fill="FFFFFF" w:themeFill="background1"/>
+            <w:tcMar/>
           </w:tcPr>
           <w:p>
             <w:pPr>
               <w:cnfStyle w:val="000000000000" w:firstRow="0" w:lastRow="0" w:firstColumn="0" w:lastColumn="0" w:oddVBand="0" w:evenVBand="0" w:oddHBand="0" w:evenHBand="0" w:firstRowFirstColumn="0" w:firstRowLastColumn="0" w:lastRowFirstColumn="0" w:lastRowLastColumn="0"/>
               <w:rPr>
                 <w:rFonts w:ascii="Calibri" w:hAnsi="Calibri" w:eastAsia="Calibri" w:cs="Calibri"/>
-                <w:b/>
-                <w:i/>
-                <w:color w:val="auto"/>
-              </w:rPr>
-            </w:pPr>
-            <w:r>
-              <w:rPr>
-                <w:rFonts w:ascii="Calibri" w:hAnsi="Calibri" w:eastAsia="Calibri" w:cs="Calibri"/>
-                <w:i/>
-                <w:color w:val="auto"/>
-              </w:rPr>
-              <w:t>¡</w:t>
-            </w:r>
-            <w:r>
-              <w:rPr>
-                <w:rFonts w:ascii="Calibri" w:hAnsi="Calibri" w:eastAsia="Calibri" w:cs="Calibri"/>
-                <w:i/>
-                <w:color w:val="auto"/>
-              </w:rPr>
-              <w:t>Felicitaciones</w:t>
-            </w:r>
-            <w:r>
-              <w:rPr>
-                <w:rFonts w:ascii="Calibri" w:hAnsi="Calibri" w:eastAsia="Calibri" w:cs="Calibri"/>
-                <w:i/>
-                <w:color w:val="auto"/>
-              </w:rPr>
-              <w:t xml:space="preserve">! Ha captado con claridad </w:t>
-            </w:r>
-            <w:r>
-              <w:rPr>
-                <w:rFonts w:ascii="Calibri" w:hAnsi="Calibri" w:eastAsia="Calibri" w:cs="Calibri"/>
-                <w:i/>
+                <w:b w:val="1"/>
+                <w:bCs w:val="1"/>
+                <w:i w:val="1"/>
+                <w:iCs w:val="1"/>
+                <w:color w:val="auto"/>
+              </w:rPr>
+            </w:pPr>
+            <w:r>
+              <w:rPr>
+                <w:rFonts w:ascii="Calibri" w:hAnsi="Calibri" w:eastAsia="Calibri" w:cs="Calibri"/>
+                <w:i w:val="1"/>
+                <w:iCs w:val="1"/>
+                <w:color w:val="auto"/>
+              </w:rPr>
+              <w:t xml:space="preserve">Ha captado con claridad </w:t>
+            </w:r>
+            <w:r>
+              <w:rPr>
+                <w:rFonts w:ascii="Calibri" w:hAnsi="Calibri" w:eastAsia="Calibri" w:cs="Calibri"/>
+                <w:i w:val="1"/>
+                <w:iCs w:val="1"/>
                 <w:color w:val="auto"/>
               </w:rPr>
               <w:t>los conceptos fundamentales del componente formativo.</w:t>
@@ -2426,6 +2465,7 @@
             <w:cnfStyle w:val="001000000000" w:firstRow="0" w:lastRow="0" w:firstColumn="1" w:lastColumn="0" w:oddVBand="0" w:evenVBand="0" w:oddHBand="0" w:evenHBand="0" w:firstRowFirstColumn="0" w:firstRowLastColumn="0" w:lastRowFirstColumn="0" w:lastRowLastColumn="0"/>
             <w:tcW w:w="2534" w:type="dxa"/>
             <w:gridSpan w:val="2"/>
+            <w:tcMar/>
           </w:tcPr>
           <w:p>
             <w:pPr>
@@ -2445,9 +2485,11 @@
         </w:tc>
         <w:tc>
           <w:tcPr>
+            <w:cnfStyle w:val="000000000000" w:firstRow="0" w:lastRow="0" w:firstColumn="0" w:lastColumn="0" w:oddVBand="0" w:evenVBand="0" w:oddHBand="0" w:evenHBand="0" w:firstRowFirstColumn="0" w:firstRowLastColumn="0" w:lastRowFirstColumn="0" w:lastRowLastColumn="0"/>
             <w:tcW w:w="7620" w:type="dxa"/>
             <w:gridSpan w:val="2"/>
-            <w:shd w:val="clear" w:color="auto" w:fill="FFFFFF"/>
+            <w:shd w:val="clear" w:color="auto" w:fill="FFFFFF" w:themeFill="background1"/>
+            <w:tcMar/>
           </w:tcPr>
           <w:p>
             <w:pPr>
@@ -2479,6 +2521,7 @@
             <w:cnfStyle w:val="001000000000" w:firstRow="0" w:lastRow="0" w:firstColumn="1" w:lastColumn="0" w:oddVBand="0" w:evenVBand="0" w:oddHBand="0" w:evenHBand="0" w:firstRowFirstColumn="0" w:firstRowLastColumn="0" w:lastRowFirstColumn="0" w:lastRowLastColumn="0"/>
             <w:tcW w:w="2534" w:type="dxa"/>
             <w:gridSpan w:val="2"/>
+            <w:tcMar/>
           </w:tcPr>
           <w:p>
             <w:pPr>
@@ -2505,8 +2548,10 @@
         </w:tc>
         <w:tc>
           <w:tcPr>
+            <w:cnfStyle w:val="000000000000" w:firstRow="0" w:lastRow="0" w:firstColumn="0" w:lastColumn="0" w:oddVBand="0" w:evenVBand="0" w:oddHBand="0" w:evenHBand="0" w:firstRowFirstColumn="0" w:firstRowLastColumn="0" w:lastRowFirstColumn="0" w:lastRowLastColumn="0"/>
             <w:tcW w:w="7620" w:type="dxa"/>
             <w:gridSpan w:val="2"/>
+            <w:tcMar/>
           </w:tcPr>
           <w:p>
             <w:pPr>
@@ -2642,6 +2687,7 @@
           <w:tcPr>
             <w:cnfStyle w:val="001000000000" w:firstRow="0" w:lastRow="0" w:firstColumn="1" w:lastColumn="0" w:oddVBand="0" w:evenVBand="0" w:oddHBand="0" w:evenHBand="0" w:firstRowFirstColumn="0" w:firstRowLastColumn="0" w:lastRowFirstColumn="0" w:lastRowLastColumn="0"/>
             <w:tcW w:w="1267" w:type="dxa"/>
+            <w:tcMar/>
           </w:tcPr>
           <w:p>
             <w:pPr>
@@ -2661,9 +2707,11 @@
         </w:tc>
         <w:tc>
           <w:tcPr>
+            <w:cnfStyle w:val="000000000000" w:firstRow="0" w:lastRow="0" w:firstColumn="0" w:lastColumn="0" w:oddVBand="0" w:evenVBand="0" w:oddHBand="0" w:evenHBand="0" w:firstRowFirstColumn="0" w:firstRowLastColumn="0" w:lastRowFirstColumn="0" w:lastRowLastColumn="0"/>
             <w:tcW w:w="6727" w:type="dxa"/>
             <w:gridSpan w:val="2"/>
             <w:shd w:val="clear" w:color="auto" w:fill="auto"/>
+            <w:tcMar/>
           </w:tcPr>
           <w:p>
             <w:pPr>
@@ -2685,8 +2733,10 @@
         </w:tc>
         <w:tc>
           <w:tcPr>
+            <w:cnfStyle w:val="000000000000" w:firstRow="0" w:lastRow="0" w:firstColumn="0" w:lastColumn="0" w:oddVBand="0" w:evenVBand="0" w:oddHBand="0" w:evenHBand="0" w:firstRowFirstColumn="0" w:firstRowLastColumn="0" w:lastRowFirstColumn="0" w:lastRowLastColumn="0"/>
             <w:tcW w:w="2160" w:type="dxa"/>
             <w:shd w:val="clear" w:color="auto" w:fill="auto"/>
+            <w:tcMar/>
           </w:tcPr>
           <w:p>
             <w:pPr>
@@ -2710,6 +2760,7 @@
             <w:cnfStyle w:val="001000000000" w:firstRow="0" w:lastRow="0" w:firstColumn="1" w:lastColumn="0" w:oddVBand="0" w:evenVBand="0" w:oddHBand="0" w:evenHBand="0" w:firstRowFirstColumn="0" w:firstRowLastColumn="0" w:lastRowFirstColumn="0" w:lastRowLastColumn="0"/>
             <w:tcW w:w="1267" w:type="dxa"/>
             <w:shd w:val="clear" w:color="auto" w:fill="auto"/>
+            <w:tcMar/>
           </w:tcPr>
           <w:p>
             <w:pPr>
@@ -2729,9 +2780,11 @@
         </w:tc>
         <w:tc>
           <w:tcPr>
+            <w:cnfStyle w:val="000000000000" w:firstRow="0" w:lastRow="0" w:firstColumn="0" w:lastColumn="0" w:oddVBand="0" w:evenVBand="0" w:oddHBand="0" w:evenHBand="0" w:firstRowFirstColumn="0" w:firstRowLastColumn="0" w:lastRowFirstColumn="0" w:lastRowLastColumn="0"/>
             <w:tcW w:w="6727" w:type="dxa"/>
             <w:gridSpan w:val="2"/>
             <w:shd w:val="clear" w:color="auto" w:fill="auto"/>
+            <w:tcMar/>
           </w:tcPr>
           <w:p>
             <w:pPr>
@@ -2753,8 +2806,10 @@
         </w:tc>
         <w:tc>
           <w:tcPr>
+            <w:cnfStyle w:val="000000000000" w:firstRow="0" w:lastRow="0" w:firstColumn="0" w:lastColumn="0" w:oddVBand="0" w:evenVBand="0" w:oddHBand="0" w:evenHBand="0" w:firstRowFirstColumn="0" w:firstRowLastColumn="0" w:lastRowFirstColumn="0" w:lastRowLastColumn="0"/>
             <w:tcW w:w="2160" w:type="dxa"/>
             <w:shd w:val="clear" w:color="auto" w:fill="auto"/>
+            <w:tcMar/>
           </w:tcPr>
           <w:p>
             <w:pPr>
@@ -2787,6 +2842,7 @@
             <w:cnfStyle w:val="001000000000" w:firstRow="0" w:lastRow="0" w:firstColumn="1" w:lastColumn="0" w:oddVBand="0" w:evenVBand="0" w:oddHBand="0" w:evenHBand="0" w:firstRowFirstColumn="0" w:firstRowLastColumn="0" w:lastRowFirstColumn="0" w:lastRowLastColumn="0"/>
             <w:tcW w:w="2534" w:type="dxa"/>
             <w:gridSpan w:val="2"/>
+            <w:tcMar/>
           </w:tcPr>
           <w:p>
             <w:pPr>
@@ -2806,48 +2862,38 @@
         </w:tc>
         <w:tc>
           <w:tcPr>
+            <w:cnfStyle w:val="000000000000" w:firstRow="0" w:lastRow="0" w:firstColumn="0" w:lastColumn="0" w:oddVBand="0" w:evenVBand="0" w:oddHBand="0" w:evenHBand="0" w:firstRowFirstColumn="0" w:firstRowLastColumn="0" w:lastRowFirstColumn="0" w:lastRowLastColumn="0"/>
             <w:tcW w:w="7620" w:type="dxa"/>
             <w:gridSpan w:val="2"/>
-            <w:shd w:val="clear" w:color="auto" w:fill="FFFFFF"/>
+            <w:shd w:val="clear" w:color="auto" w:fill="FFFFFF" w:themeFill="background1"/>
+            <w:tcMar/>
           </w:tcPr>
           <w:p>
             <w:pPr>
               <w:cnfStyle w:val="000000100000" w:firstRow="0" w:lastRow="0" w:firstColumn="0" w:lastColumn="0" w:oddVBand="0" w:evenVBand="0" w:oddHBand="1" w:evenHBand="0" w:firstRowFirstColumn="0" w:firstRowLastColumn="0" w:lastRowFirstColumn="0" w:lastRowLastColumn="0"/>
               <w:rPr>
                 <w:rFonts w:ascii="Calibri" w:hAnsi="Calibri" w:eastAsia="Calibri" w:cs="Calibri"/>
-                <w:b/>
-                <w:i/>
-                <w:color w:val="auto"/>
-              </w:rPr>
-            </w:pPr>
-            <w:r>
-              <w:rPr>
-                <w:rFonts w:ascii="Calibri" w:hAnsi="Calibri" w:eastAsia="Calibri" w:cs="Calibri"/>
-                <w:i/>
-                <w:color w:val="auto"/>
-              </w:rPr>
-              <w:t>¡</w:t>
-            </w:r>
-            <w:r>
-              <w:rPr>
-                <w:rFonts w:ascii="Calibri" w:hAnsi="Calibri" w:eastAsia="Calibri" w:cs="Calibri"/>
-                <w:i/>
-                <w:color w:val="auto"/>
-              </w:rPr>
-              <w:t>Felicitaciones</w:t>
-            </w:r>
-            <w:r>
-              <w:rPr>
-                <w:rFonts w:ascii="Calibri" w:hAnsi="Calibri" w:eastAsia="Calibri" w:cs="Calibri"/>
-                <w:i/>
-                <w:color w:val="auto"/>
-              </w:rPr>
-              <w:t>! Ha captado con claridad</w:t>
-            </w:r>
-            <w:r>
-              <w:rPr>
-                <w:rFonts w:ascii="Calibri" w:hAnsi="Calibri" w:eastAsia="Calibri" w:cs="Calibri"/>
-                <w:i/>
+                <w:b w:val="1"/>
+                <w:bCs w:val="1"/>
+                <w:i w:val="1"/>
+                <w:iCs w:val="1"/>
+                <w:color w:val="auto"/>
+              </w:rPr>
+            </w:pPr>
+            <w:r>
+              <w:rPr>
+                <w:rFonts w:ascii="Calibri" w:hAnsi="Calibri" w:eastAsia="Calibri" w:cs="Calibri"/>
+                <w:i w:val="1"/>
+                <w:iCs w:val="1"/>
+                <w:color w:val="auto"/>
+              </w:rPr>
+              <w:t>Ha captado con claridad</w:t>
+            </w:r>
+            <w:r>
+              <w:rPr>
+                <w:rFonts w:ascii="Calibri" w:hAnsi="Calibri" w:eastAsia="Calibri" w:cs="Calibri"/>
+                <w:i w:val="1"/>
+                <w:iCs w:val="1"/>
                 <w:color w:val="auto"/>
               </w:rPr>
               <w:t xml:space="preserve"> </w:t>
@@ -2855,7 +2901,8 @@
             <w:r>
               <w:rPr>
                 <w:rFonts w:ascii="Calibri" w:hAnsi="Calibri" w:eastAsia="Calibri" w:cs="Calibri"/>
-                <w:i/>
+                <w:i w:val="1"/>
+                <w:iCs w:val="1"/>
                 <w:color w:val="auto"/>
               </w:rPr>
               <w:t>los conceptos fundamentales del componente formativo.</w:t>
@@ -2872,6 +2919,7 @@
             <w:cnfStyle w:val="001000000000" w:firstRow="0" w:lastRow="0" w:firstColumn="1" w:lastColumn="0" w:oddVBand="0" w:evenVBand="0" w:oddHBand="0" w:evenHBand="0" w:firstRowFirstColumn="0" w:firstRowLastColumn="0" w:lastRowFirstColumn="0" w:lastRowLastColumn="0"/>
             <w:tcW w:w="2534" w:type="dxa"/>
             <w:gridSpan w:val="2"/>
+            <w:tcMar/>
           </w:tcPr>
           <w:p>
             <w:pPr>
@@ -2891,9 +2939,11 @@
         </w:tc>
         <w:tc>
           <w:tcPr>
+            <w:cnfStyle w:val="000000000000" w:firstRow="0" w:lastRow="0" w:firstColumn="0" w:lastColumn="0" w:oddVBand="0" w:evenVBand="0" w:oddHBand="0" w:evenHBand="0" w:firstRowFirstColumn="0" w:firstRowLastColumn="0" w:lastRowFirstColumn="0" w:lastRowLastColumn="0"/>
             <w:tcW w:w="7620" w:type="dxa"/>
             <w:gridSpan w:val="2"/>
-            <w:shd w:val="clear" w:color="auto" w:fill="FFFFFF"/>
+            <w:shd w:val="clear" w:color="auto" w:fill="FFFFFF" w:themeFill="background1"/>
+            <w:tcMar/>
           </w:tcPr>
           <w:p>
             <w:pPr>
@@ -2934,6 +2984,7 @@
             <w:cnfStyle w:val="001000000000" w:firstRow="0" w:lastRow="0" w:firstColumn="1" w:lastColumn="0" w:oddVBand="0" w:evenVBand="0" w:oddHBand="0" w:evenHBand="0" w:firstRowFirstColumn="0" w:firstRowLastColumn="0" w:lastRowFirstColumn="0" w:lastRowLastColumn="0"/>
             <w:tcW w:w="2534" w:type="dxa"/>
             <w:gridSpan w:val="2"/>
+            <w:tcMar/>
           </w:tcPr>
           <w:p>
             <w:pPr>
@@ -2960,8 +3011,10 @@
         </w:tc>
         <w:tc>
           <w:tcPr>
+            <w:cnfStyle w:val="000000000000" w:firstRow="0" w:lastRow="0" w:firstColumn="0" w:lastColumn="0" w:oddVBand="0" w:evenVBand="0" w:oddHBand="0" w:evenHBand="0" w:firstRowFirstColumn="0" w:firstRowLastColumn="0" w:lastRowFirstColumn="0" w:lastRowLastColumn="0"/>
             <w:tcW w:w="7620" w:type="dxa"/>
             <w:gridSpan w:val="2"/>
+            <w:tcMar/>
           </w:tcPr>
           <w:p>
             <w:pPr>
@@ -2996,6 +3049,7 @@
             <w:cnfStyle w:val="001000000000" w:firstRow="0" w:lastRow="0" w:firstColumn="1" w:lastColumn="0" w:oddVBand="0" w:evenVBand="0" w:oddHBand="0" w:evenHBand="0" w:firstRowFirstColumn="0" w:firstRowLastColumn="0" w:lastRowFirstColumn="0" w:lastRowLastColumn="0"/>
             <w:tcW w:w="1267" w:type="dxa"/>
             <w:shd w:val="clear" w:color="auto" w:fill="auto"/>
+            <w:tcMar/>
           </w:tcPr>
           <w:p>
             <w:pPr>
@@ -3015,9 +3069,11 @@
         </w:tc>
         <w:tc>
           <w:tcPr>
+            <w:cnfStyle w:val="000000000000" w:firstRow="0" w:lastRow="0" w:firstColumn="0" w:lastColumn="0" w:oddVBand="0" w:evenVBand="0" w:oddHBand="0" w:evenHBand="0" w:firstRowFirstColumn="0" w:firstRowLastColumn="0" w:lastRowFirstColumn="0" w:lastRowLastColumn="0"/>
             <w:tcW w:w="6727" w:type="dxa"/>
             <w:gridSpan w:val="2"/>
-            <w:shd w:val="clear" w:color="auto" w:fill="FFFFFF"/>
+            <w:shd w:val="clear" w:color="auto" w:fill="FFFFFF" w:themeFill="background1"/>
+            <w:tcMar/>
           </w:tcPr>
           <w:p>
             <w:pPr>
@@ -3039,8 +3095,10 @@
         </w:tc>
         <w:tc>
           <w:tcPr>
+            <w:cnfStyle w:val="000000000000" w:firstRow="0" w:lastRow="0" w:firstColumn="0" w:lastColumn="0" w:oddVBand="0" w:evenVBand="0" w:oddHBand="0" w:evenHBand="0" w:firstRowFirstColumn="0" w:firstRowLastColumn="0" w:lastRowFirstColumn="0" w:lastRowLastColumn="0"/>
             <w:tcW w:w="2160" w:type="dxa"/>
-            <w:shd w:val="clear" w:color="auto" w:fill="FFFFFF"/>
+            <w:shd w:val="clear" w:color="auto" w:fill="FFFFFF" w:themeFill="background1"/>
+            <w:tcMar/>
           </w:tcPr>
           <w:p>
             <w:pPr>
@@ -3072,6 +3130,7 @@
           <w:tcPr>
             <w:cnfStyle w:val="001000000000" w:firstRow="0" w:lastRow="0" w:firstColumn="1" w:lastColumn="0" w:oddVBand="0" w:evenVBand="0" w:oddHBand="0" w:evenHBand="0" w:firstRowFirstColumn="0" w:firstRowLastColumn="0" w:lastRowFirstColumn="0" w:lastRowLastColumn="0"/>
             <w:tcW w:w="1267" w:type="dxa"/>
+            <w:tcMar/>
           </w:tcPr>
           <w:p>
             <w:pPr>
@@ -3091,9 +3150,11 @@
         </w:tc>
         <w:tc>
           <w:tcPr>
+            <w:cnfStyle w:val="000000000000" w:firstRow="0" w:lastRow="0" w:firstColumn="0" w:lastColumn="0" w:oddVBand="0" w:evenVBand="0" w:oddHBand="0" w:evenHBand="0" w:firstRowFirstColumn="0" w:firstRowLastColumn="0" w:lastRowFirstColumn="0" w:lastRowLastColumn="0"/>
             <w:tcW w:w="6727" w:type="dxa"/>
             <w:gridSpan w:val="2"/>
-            <w:shd w:val="clear" w:color="auto" w:fill="FFFFFF"/>
+            <w:shd w:val="clear" w:color="auto" w:fill="FFFFFF" w:themeFill="background1"/>
+            <w:tcMar/>
           </w:tcPr>
           <w:p>
             <w:pPr>
@@ -3115,8 +3176,10 @@
         </w:tc>
         <w:tc>
           <w:tcPr>
+            <w:cnfStyle w:val="000000000000" w:firstRow="0" w:lastRow="0" w:firstColumn="0" w:lastColumn="0" w:oddVBand="0" w:evenVBand="0" w:oddHBand="0" w:evenHBand="0" w:firstRowFirstColumn="0" w:firstRowLastColumn="0" w:lastRowFirstColumn="0" w:lastRowLastColumn="0"/>
             <w:tcW w:w="2160" w:type="dxa"/>
-            <w:shd w:val="clear" w:color="auto" w:fill="FFFFFF"/>
+            <w:shd w:val="clear" w:color="auto" w:fill="FFFFFF" w:themeFill="background1"/>
+            <w:tcMar/>
           </w:tcPr>
           <w:p>
             <w:pPr>
@@ -3140,6 +3203,7 @@
             <w:cnfStyle w:val="001000000000" w:firstRow="0" w:lastRow="0" w:firstColumn="1" w:lastColumn="0" w:oddVBand="0" w:evenVBand="0" w:oddHBand="0" w:evenHBand="0" w:firstRowFirstColumn="0" w:firstRowLastColumn="0" w:lastRowFirstColumn="0" w:lastRowLastColumn="0"/>
             <w:tcW w:w="2534" w:type="dxa"/>
             <w:gridSpan w:val="2"/>
+            <w:tcMar/>
           </w:tcPr>
           <w:p>
             <w:pPr>
@@ -3159,48 +3223,38 @@
         </w:tc>
         <w:tc>
           <w:tcPr>
+            <w:cnfStyle w:val="000000000000" w:firstRow="0" w:lastRow="0" w:firstColumn="0" w:lastColumn="0" w:oddVBand="0" w:evenVBand="0" w:oddHBand="0" w:evenHBand="0" w:firstRowFirstColumn="0" w:firstRowLastColumn="0" w:lastRowFirstColumn="0" w:lastRowLastColumn="0"/>
             <w:tcW w:w="7620" w:type="dxa"/>
             <w:gridSpan w:val="2"/>
-            <w:shd w:val="clear" w:color="auto" w:fill="FFFFFF"/>
+            <w:shd w:val="clear" w:color="auto" w:fill="FFFFFF" w:themeFill="background1"/>
+            <w:tcMar/>
           </w:tcPr>
           <w:p>
             <w:pPr>
               <w:cnfStyle w:val="000000000000" w:firstRow="0" w:lastRow="0" w:firstColumn="0" w:lastColumn="0" w:oddVBand="0" w:evenVBand="0" w:oddHBand="0" w:evenHBand="0" w:firstRowFirstColumn="0" w:firstRowLastColumn="0" w:lastRowFirstColumn="0" w:lastRowLastColumn="0"/>
               <w:rPr>
                 <w:rFonts w:ascii="Calibri" w:hAnsi="Calibri" w:eastAsia="Calibri" w:cs="Calibri"/>
-                <w:b/>
-                <w:i/>
-                <w:color w:val="auto"/>
-              </w:rPr>
-            </w:pPr>
-            <w:r>
-              <w:rPr>
-                <w:rFonts w:ascii="Calibri" w:hAnsi="Calibri" w:eastAsia="Calibri" w:cs="Calibri"/>
-                <w:i/>
-                <w:color w:val="auto"/>
-              </w:rPr>
-              <w:t>¡</w:t>
-            </w:r>
-            <w:r>
-              <w:rPr>
-                <w:rFonts w:ascii="Calibri" w:hAnsi="Calibri" w:eastAsia="Calibri" w:cs="Calibri"/>
-                <w:i/>
-                <w:color w:val="auto"/>
-              </w:rPr>
-              <w:t>Felicitaciones</w:t>
-            </w:r>
-            <w:r>
-              <w:rPr>
-                <w:rFonts w:ascii="Calibri" w:hAnsi="Calibri" w:eastAsia="Calibri" w:cs="Calibri"/>
-                <w:i/>
-                <w:color w:val="auto"/>
-              </w:rPr>
-              <w:t xml:space="preserve">! Ha captado con claridad </w:t>
-            </w:r>
-            <w:r>
-              <w:rPr>
-                <w:rFonts w:ascii="Calibri" w:hAnsi="Calibri" w:eastAsia="Calibri" w:cs="Calibri"/>
-                <w:i/>
+                <w:b w:val="1"/>
+                <w:bCs w:val="1"/>
+                <w:i w:val="1"/>
+                <w:iCs w:val="1"/>
+                <w:color w:val="auto"/>
+              </w:rPr>
+            </w:pPr>
+            <w:r>
+              <w:rPr>
+                <w:rFonts w:ascii="Calibri" w:hAnsi="Calibri" w:eastAsia="Calibri" w:cs="Calibri"/>
+                <w:i w:val="1"/>
+                <w:iCs w:val="1"/>
+                <w:color w:val="auto"/>
+              </w:rPr>
+              <w:t xml:space="preserve">Ha captado con claridad </w:t>
+            </w:r>
+            <w:r>
+              <w:rPr>
+                <w:rFonts w:ascii="Calibri" w:hAnsi="Calibri" w:eastAsia="Calibri" w:cs="Calibri"/>
+                <w:i w:val="1"/>
+                <w:iCs w:val="1"/>
                 <w:color w:val="auto"/>
               </w:rPr>
               <w:t>los conceptos fundamentales del componente formativo.</w:t>
@@ -3218,6 +3272,7 @@
             <w:cnfStyle w:val="001000000000" w:firstRow="0" w:lastRow="0" w:firstColumn="1" w:lastColumn="0" w:oddVBand="0" w:evenVBand="0" w:oddHBand="0" w:evenHBand="0" w:firstRowFirstColumn="0" w:firstRowLastColumn="0" w:lastRowFirstColumn="0" w:lastRowLastColumn="0"/>
             <w:tcW w:w="2534" w:type="dxa"/>
             <w:gridSpan w:val="2"/>
+            <w:tcMar/>
           </w:tcPr>
           <w:p>
             <w:pPr>
@@ -3237,9 +3292,11 @@
         </w:tc>
         <w:tc>
           <w:tcPr>
+            <w:cnfStyle w:val="000000000000" w:firstRow="0" w:lastRow="0" w:firstColumn="0" w:lastColumn="0" w:oddVBand="0" w:evenVBand="0" w:oddHBand="0" w:evenHBand="0" w:firstRowFirstColumn="0" w:firstRowLastColumn="0" w:lastRowFirstColumn="0" w:lastRowLastColumn="0"/>
             <w:tcW w:w="7620" w:type="dxa"/>
             <w:gridSpan w:val="2"/>
-            <w:shd w:val="clear" w:color="auto" w:fill="FFFFFF"/>
+            <w:shd w:val="clear" w:color="auto" w:fill="FFFFFF" w:themeFill="background1"/>
+            <w:tcMar/>
           </w:tcPr>
           <w:p>
             <w:pPr>
@@ -3271,6 +3328,7 @@
             <w:cnfStyle w:val="001000000000" w:firstRow="0" w:lastRow="0" w:firstColumn="1" w:lastColumn="0" w:oddVBand="0" w:evenVBand="0" w:oddHBand="0" w:evenHBand="0" w:firstRowFirstColumn="0" w:firstRowLastColumn="0" w:lastRowFirstColumn="0" w:lastRowLastColumn="0"/>
             <w:tcW w:w="2534" w:type="dxa"/>
             <w:gridSpan w:val="2"/>
+            <w:tcMar/>
           </w:tcPr>
           <w:p>
             <w:pPr>
@@ -3298,8 +3356,10 @@
         </w:tc>
         <w:tc>
           <w:tcPr>
+            <w:cnfStyle w:val="000000000000" w:firstRow="0" w:lastRow="0" w:firstColumn="0" w:lastColumn="0" w:oddVBand="0" w:evenVBand="0" w:oddHBand="0" w:evenHBand="0" w:firstRowFirstColumn="0" w:firstRowLastColumn="0" w:lastRowFirstColumn="0" w:lastRowLastColumn="0"/>
             <w:tcW w:w="7620" w:type="dxa"/>
             <w:gridSpan w:val="2"/>
+            <w:tcMar/>
           </w:tcPr>
           <w:p>
             <w:pPr>
@@ -3374,6 +3434,7 @@
           <w:tcPr>
             <w:cnfStyle w:val="001000000000" w:firstRow="0" w:lastRow="0" w:firstColumn="1" w:lastColumn="0" w:oddVBand="0" w:evenVBand="0" w:oddHBand="0" w:evenHBand="0" w:firstRowFirstColumn="0" w:firstRowLastColumn="0" w:lastRowFirstColumn="0" w:lastRowLastColumn="0"/>
             <w:tcW w:w="1267" w:type="dxa"/>
+            <w:tcMar/>
           </w:tcPr>
           <w:p>
             <w:pPr>
@@ -3393,9 +3454,11 @@
         </w:tc>
         <w:tc>
           <w:tcPr>
+            <w:cnfStyle w:val="000000000000" w:firstRow="0" w:lastRow="0" w:firstColumn="0" w:lastColumn="0" w:oddVBand="0" w:evenVBand="0" w:oddHBand="0" w:evenHBand="0" w:firstRowFirstColumn="0" w:firstRowLastColumn="0" w:lastRowFirstColumn="0" w:lastRowLastColumn="0"/>
             <w:tcW w:w="6727" w:type="dxa"/>
             <w:gridSpan w:val="2"/>
-            <w:shd w:val="clear" w:color="auto" w:fill="FFFFFF"/>
+            <w:shd w:val="clear" w:color="auto" w:fill="FFFFFF" w:themeFill="background1"/>
+            <w:tcMar/>
           </w:tcPr>
           <w:p>
             <w:pPr>
@@ -3417,8 +3480,10 @@
         </w:tc>
         <w:tc>
           <w:tcPr>
+            <w:cnfStyle w:val="000000000000" w:firstRow="0" w:lastRow="0" w:firstColumn="0" w:lastColumn="0" w:oddVBand="0" w:evenVBand="0" w:oddHBand="0" w:evenHBand="0" w:firstRowFirstColumn="0" w:firstRowLastColumn="0" w:lastRowFirstColumn="0" w:lastRowLastColumn="0"/>
             <w:tcW w:w="2160" w:type="dxa"/>
-            <w:shd w:val="clear" w:color="auto" w:fill="FFFFFF"/>
+            <w:shd w:val="clear" w:color="auto" w:fill="FFFFFF" w:themeFill="background1"/>
+            <w:tcMar/>
           </w:tcPr>
           <w:p>
             <w:pPr>
@@ -3450,6 +3515,7 @@
             <w:cnfStyle w:val="001000000000" w:firstRow="0" w:lastRow="0" w:firstColumn="1" w:lastColumn="0" w:oddVBand="0" w:evenVBand="0" w:oddHBand="0" w:evenHBand="0" w:firstRowFirstColumn="0" w:firstRowLastColumn="0" w:lastRowFirstColumn="0" w:lastRowLastColumn="0"/>
             <w:tcW w:w="1267" w:type="dxa"/>
             <w:shd w:val="clear" w:color="auto" w:fill="auto"/>
+            <w:tcMar/>
           </w:tcPr>
           <w:p>
             <w:pPr>
@@ -3469,9 +3535,11 @@
         </w:tc>
         <w:tc>
           <w:tcPr>
+            <w:cnfStyle w:val="000000000000" w:firstRow="0" w:lastRow="0" w:firstColumn="0" w:lastColumn="0" w:oddVBand="0" w:evenVBand="0" w:oddHBand="0" w:evenHBand="0" w:firstRowFirstColumn="0" w:firstRowLastColumn="0" w:lastRowFirstColumn="0" w:lastRowLastColumn="0"/>
             <w:tcW w:w="6727" w:type="dxa"/>
             <w:gridSpan w:val="2"/>
-            <w:shd w:val="clear" w:color="auto" w:fill="FFFFFF"/>
+            <w:shd w:val="clear" w:color="auto" w:fill="FFFFFF" w:themeFill="background1"/>
+            <w:tcMar/>
           </w:tcPr>
           <w:p>
             <w:pPr>
@@ -3493,8 +3561,10 @@
         </w:tc>
         <w:tc>
           <w:tcPr>
+            <w:cnfStyle w:val="000000000000" w:firstRow="0" w:lastRow="0" w:firstColumn="0" w:lastColumn="0" w:oddVBand="0" w:evenVBand="0" w:oddHBand="0" w:evenHBand="0" w:firstRowFirstColumn="0" w:firstRowLastColumn="0" w:lastRowFirstColumn="0" w:lastRowLastColumn="0"/>
             <w:tcW w:w="2160" w:type="dxa"/>
-            <w:shd w:val="clear" w:color="auto" w:fill="FFFFFF"/>
+            <w:shd w:val="clear" w:color="auto" w:fill="FFFFFF" w:themeFill="background1"/>
+            <w:tcMar/>
           </w:tcPr>
           <w:p>
             <w:pPr>
@@ -3519,6 +3589,7 @@
             <w:cnfStyle w:val="001000000000" w:firstRow="0" w:lastRow="0" w:firstColumn="1" w:lastColumn="0" w:oddVBand="0" w:evenVBand="0" w:oddHBand="0" w:evenHBand="0" w:firstRowFirstColumn="0" w:firstRowLastColumn="0" w:lastRowFirstColumn="0" w:lastRowLastColumn="0"/>
             <w:tcW w:w="2534" w:type="dxa"/>
             <w:gridSpan w:val="2"/>
+            <w:tcMar/>
           </w:tcPr>
           <w:p>
             <w:pPr>
@@ -3538,48 +3609,38 @@
         </w:tc>
         <w:tc>
           <w:tcPr>
+            <w:cnfStyle w:val="000000000000" w:firstRow="0" w:lastRow="0" w:firstColumn="0" w:lastColumn="0" w:oddVBand="0" w:evenVBand="0" w:oddHBand="0" w:evenHBand="0" w:firstRowFirstColumn="0" w:firstRowLastColumn="0" w:lastRowFirstColumn="0" w:lastRowLastColumn="0"/>
             <w:tcW w:w="7620" w:type="dxa"/>
             <w:gridSpan w:val="2"/>
-            <w:shd w:val="clear" w:color="auto" w:fill="FFFFFF"/>
+            <w:shd w:val="clear" w:color="auto" w:fill="FFFFFF" w:themeFill="background1"/>
+            <w:tcMar/>
           </w:tcPr>
           <w:p>
             <w:pPr>
               <w:cnfStyle w:val="000000100000" w:firstRow="0" w:lastRow="0" w:firstColumn="0" w:lastColumn="0" w:oddVBand="0" w:evenVBand="0" w:oddHBand="1" w:evenHBand="0" w:firstRowFirstColumn="0" w:firstRowLastColumn="0" w:lastRowFirstColumn="0" w:lastRowLastColumn="0"/>
               <w:rPr>
                 <w:rFonts w:ascii="Calibri" w:hAnsi="Calibri" w:eastAsia="Calibri" w:cs="Calibri"/>
-                <w:b/>
-                <w:i/>
-                <w:color w:val="auto"/>
-              </w:rPr>
-            </w:pPr>
-            <w:r>
-              <w:rPr>
-                <w:rFonts w:ascii="Calibri" w:hAnsi="Calibri" w:eastAsia="Calibri" w:cs="Calibri"/>
-                <w:i/>
-                <w:color w:val="auto"/>
-              </w:rPr>
-              <w:t>¡</w:t>
-            </w:r>
-            <w:r>
-              <w:rPr>
-                <w:rFonts w:ascii="Calibri" w:hAnsi="Calibri" w:eastAsia="Calibri" w:cs="Calibri"/>
-                <w:i/>
-                <w:color w:val="auto"/>
-              </w:rPr>
-              <w:t>Felicitaciones</w:t>
-            </w:r>
-            <w:r>
-              <w:rPr>
-                <w:rFonts w:ascii="Calibri" w:hAnsi="Calibri" w:eastAsia="Calibri" w:cs="Calibri"/>
-                <w:i/>
-                <w:color w:val="auto"/>
-              </w:rPr>
-              <w:t xml:space="preserve">! Ha captado con </w:t>
-            </w:r>
-            <w:r>
-              <w:rPr>
-                <w:rFonts w:ascii="Calibri" w:hAnsi="Calibri" w:eastAsia="Calibri" w:cs="Calibri"/>
-                <w:i/>
+                <w:b w:val="1"/>
+                <w:bCs w:val="1"/>
+                <w:i w:val="1"/>
+                <w:iCs w:val="1"/>
+                <w:color w:val="auto"/>
+              </w:rPr>
+            </w:pPr>
+            <w:r>
+              <w:rPr>
+                <w:rFonts w:ascii="Calibri" w:hAnsi="Calibri" w:eastAsia="Calibri" w:cs="Calibri"/>
+                <w:i w:val="1"/>
+                <w:iCs w:val="1"/>
+                <w:color w:val="auto"/>
+              </w:rPr>
+              <w:t xml:space="preserve">Ha captado con </w:t>
+            </w:r>
+            <w:r>
+              <w:rPr>
+                <w:rFonts w:ascii="Calibri" w:hAnsi="Calibri" w:eastAsia="Calibri" w:cs="Calibri"/>
+                <w:i w:val="1"/>
+                <w:iCs w:val="1"/>
                 <w:color w:val="auto"/>
               </w:rPr>
               <w:t>claridad los conceptos fundamentales del componente formativo.</w:t>
@@ -3596,6 +3657,7 @@
             <w:cnfStyle w:val="001000000000" w:firstRow="0" w:lastRow="0" w:firstColumn="1" w:lastColumn="0" w:oddVBand="0" w:evenVBand="0" w:oddHBand="0" w:evenHBand="0" w:firstRowFirstColumn="0" w:firstRowLastColumn="0" w:lastRowFirstColumn="0" w:lastRowLastColumn="0"/>
             <w:tcW w:w="2534" w:type="dxa"/>
             <w:gridSpan w:val="2"/>
+            <w:tcMar/>
           </w:tcPr>
           <w:p>
             <w:pPr>
@@ -3615,9 +3677,11 @@
         </w:tc>
         <w:tc>
           <w:tcPr>
+            <w:cnfStyle w:val="000000000000" w:firstRow="0" w:lastRow="0" w:firstColumn="0" w:lastColumn="0" w:oddVBand="0" w:evenVBand="0" w:oddHBand="0" w:evenHBand="0" w:firstRowFirstColumn="0" w:firstRowLastColumn="0" w:lastRowFirstColumn="0" w:lastRowLastColumn="0"/>
             <w:tcW w:w="7620" w:type="dxa"/>
             <w:gridSpan w:val="2"/>
-            <w:shd w:val="clear" w:color="auto" w:fill="FFFFFF"/>
+            <w:shd w:val="clear" w:color="auto" w:fill="FFFFFF" w:themeFill="background1"/>
+            <w:tcMar/>
           </w:tcPr>
           <w:p>
             <w:pPr>
@@ -3651,6 +3715,7 @@
             <w:cnfStyle w:val="001000000000" w:firstRow="0" w:lastRow="0" w:firstColumn="1" w:lastColumn="0" w:oddVBand="0" w:evenVBand="0" w:oddHBand="0" w:evenHBand="0" w:firstRowFirstColumn="0" w:firstRowLastColumn="0" w:lastRowFirstColumn="0" w:lastRowLastColumn="0"/>
             <w:tcW w:w="2534" w:type="dxa"/>
             <w:gridSpan w:val="2"/>
+            <w:tcMar/>
           </w:tcPr>
           <w:p>
             <w:pPr>
@@ -3677,8 +3742,10 @@
         </w:tc>
         <w:tc>
           <w:tcPr>
+            <w:cnfStyle w:val="000000000000" w:firstRow="0" w:lastRow="0" w:firstColumn="0" w:lastColumn="0" w:oddVBand="0" w:evenVBand="0" w:oddHBand="0" w:evenHBand="0" w:firstRowFirstColumn="0" w:firstRowLastColumn="0" w:lastRowFirstColumn="0" w:lastRowLastColumn="0"/>
             <w:tcW w:w="7620" w:type="dxa"/>
             <w:gridSpan w:val="2"/>
+            <w:tcMar/>
           </w:tcPr>
           <w:p>
             <w:pPr>
@@ -3712,6 +3779,7 @@
           <w:tcPr>
             <w:cnfStyle w:val="001000000000" w:firstRow="0" w:lastRow="0" w:firstColumn="1" w:lastColumn="0" w:oddVBand="0" w:evenVBand="0" w:oddHBand="0" w:evenHBand="0" w:firstRowFirstColumn="0" w:firstRowLastColumn="0" w:lastRowFirstColumn="0" w:lastRowLastColumn="0"/>
             <w:tcW w:w="1267" w:type="dxa"/>
+            <w:tcMar/>
           </w:tcPr>
           <w:p>
             <w:pPr>
@@ -3731,9 +3799,11 @@
         </w:tc>
         <w:tc>
           <w:tcPr>
+            <w:cnfStyle w:val="000000000000" w:firstRow="0" w:lastRow="0" w:firstColumn="0" w:lastColumn="0" w:oddVBand="0" w:evenVBand="0" w:oddHBand="0" w:evenHBand="0" w:firstRowFirstColumn="0" w:firstRowLastColumn="0" w:lastRowFirstColumn="0" w:lastRowLastColumn="0"/>
             <w:tcW w:w="6727" w:type="dxa"/>
             <w:gridSpan w:val="2"/>
-            <w:shd w:val="clear" w:color="auto" w:fill="FFFFFF"/>
+            <w:shd w:val="clear" w:color="auto" w:fill="FFFFFF" w:themeFill="background1"/>
+            <w:tcMar/>
           </w:tcPr>
           <w:p>
             <w:pPr>
@@ -3755,8 +3825,10 @@
         </w:tc>
         <w:tc>
           <w:tcPr>
+            <w:cnfStyle w:val="000000000000" w:firstRow="0" w:lastRow="0" w:firstColumn="0" w:lastColumn="0" w:oddVBand="0" w:evenVBand="0" w:oddHBand="0" w:evenHBand="0" w:firstRowFirstColumn="0" w:firstRowLastColumn="0" w:lastRowFirstColumn="0" w:lastRowLastColumn="0"/>
             <w:tcW w:w="2160" w:type="dxa"/>
-            <w:shd w:val="clear" w:color="auto" w:fill="FFFFFF"/>
+            <w:shd w:val="clear" w:color="auto" w:fill="FFFFFF" w:themeFill="background1"/>
+            <w:tcMar/>
           </w:tcPr>
           <w:p>
             <w:pPr>
@@ -3781,6 +3853,7 @@
             <w:cnfStyle w:val="001000000000" w:firstRow="0" w:lastRow="0" w:firstColumn="1" w:lastColumn="0" w:oddVBand="0" w:evenVBand="0" w:oddHBand="0" w:evenHBand="0" w:firstRowFirstColumn="0" w:firstRowLastColumn="0" w:lastRowFirstColumn="0" w:lastRowLastColumn="0"/>
             <w:tcW w:w="1267" w:type="dxa"/>
             <w:shd w:val="clear" w:color="auto" w:fill="auto"/>
+            <w:tcMar/>
           </w:tcPr>
           <w:p>
             <w:pPr>
@@ -3800,9 +3873,11 @@
         </w:tc>
         <w:tc>
           <w:tcPr>
+            <w:cnfStyle w:val="000000000000" w:firstRow="0" w:lastRow="0" w:firstColumn="0" w:lastColumn="0" w:oddVBand="0" w:evenVBand="0" w:oddHBand="0" w:evenHBand="0" w:firstRowFirstColumn="0" w:firstRowLastColumn="0" w:lastRowFirstColumn="0" w:lastRowLastColumn="0"/>
             <w:tcW w:w="6727" w:type="dxa"/>
             <w:gridSpan w:val="2"/>
-            <w:shd w:val="clear" w:color="auto" w:fill="FFFFFF"/>
+            <w:shd w:val="clear" w:color="auto" w:fill="FFFFFF" w:themeFill="background1"/>
+            <w:tcMar/>
           </w:tcPr>
           <w:p>
             <w:pPr>
@@ -3824,8 +3899,10 @@
         </w:tc>
         <w:tc>
           <w:tcPr>
+            <w:cnfStyle w:val="000000000000" w:firstRow="0" w:lastRow="0" w:firstColumn="0" w:lastColumn="0" w:oddVBand="0" w:evenVBand="0" w:oddHBand="0" w:evenHBand="0" w:firstRowFirstColumn="0" w:firstRowLastColumn="0" w:lastRowFirstColumn="0" w:lastRowLastColumn="0"/>
             <w:tcW w:w="2160" w:type="dxa"/>
-            <w:shd w:val="clear" w:color="auto" w:fill="FFFFFF"/>
+            <w:shd w:val="clear" w:color="auto" w:fill="FFFFFF" w:themeFill="background1"/>
+            <w:tcMar/>
           </w:tcPr>
           <w:p>
             <w:pPr>
@@ -3858,6 +3935,7 @@
             <w:tcW w:w="2534" w:type="dxa"/>
             <w:gridSpan w:val="2"/>
             <w:shd w:val="clear" w:color="auto" w:fill="FBE5D5"/>
+            <w:tcMar/>
           </w:tcPr>
           <w:p>
             <w:pPr>
@@ -3877,48 +3955,38 @@
         </w:tc>
         <w:tc>
           <w:tcPr>
+            <w:cnfStyle w:val="000000000000" w:firstRow="0" w:lastRow="0" w:firstColumn="0" w:lastColumn="0" w:oddVBand="0" w:evenVBand="0" w:oddHBand="0" w:evenHBand="0" w:firstRowFirstColumn="0" w:firstRowLastColumn="0" w:lastRowFirstColumn="0" w:lastRowLastColumn="0"/>
             <w:tcW w:w="7620" w:type="dxa"/>
             <w:gridSpan w:val="2"/>
-            <w:shd w:val="clear" w:color="auto" w:fill="FFFFFF"/>
+            <w:shd w:val="clear" w:color="auto" w:fill="FFFFFF" w:themeFill="background1"/>
+            <w:tcMar/>
           </w:tcPr>
           <w:p>
             <w:pPr>
               <w:cnfStyle w:val="000000000000" w:firstRow="0" w:lastRow="0" w:firstColumn="0" w:lastColumn="0" w:oddVBand="0" w:evenVBand="0" w:oddHBand="0" w:evenHBand="0" w:firstRowFirstColumn="0" w:firstRowLastColumn="0" w:lastRowFirstColumn="0" w:lastRowLastColumn="0"/>
               <w:rPr>
                 <w:rFonts w:ascii="Calibri" w:hAnsi="Calibri" w:eastAsia="Calibri" w:cs="Calibri"/>
-                <w:b/>
-                <w:i/>
-                <w:color w:val="auto"/>
-              </w:rPr>
-            </w:pPr>
-            <w:r>
-              <w:rPr>
-                <w:rFonts w:ascii="Calibri" w:hAnsi="Calibri" w:eastAsia="Calibri" w:cs="Calibri"/>
-                <w:i/>
-                <w:color w:val="auto"/>
-              </w:rPr>
-              <w:t>¡</w:t>
-            </w:r>
-            <w:r>
-              <w:rPr>
-                <w:rFonts w:ascii="Calibri" w:hAnsi="Calibri" w:eastAsia="Calibri" w:cs="Calibri"/>
-                <w:i/>
-                <w:color w:val="auto"/>
-              </w:rPr>
-              <w:t>Felicitaciones</w:t>
-            </w:r>
-            <w:r>
-              <w:rPr>
-                <w:rFonts w:ascii="Calibri" w:hAnsi="Calibri" w:eastAsia="Calibri" w:cs="Calibri"/>
-                <w:i/>
-                <w:color w:val="auto"/>
-              </w:rPr>
-              <w:t xml:space="preserve">! Ha captado con claridad </w:t>
-            </w:r>
-            <w:r>
-              <w:rPr>
-                <w:rFonts w:ascii="Calibri" w:hAnsi="Calibri" w:eastAsia="Calibri" w:cs="Calibri"/>
-                <w:i/>
+                <w:b w:val="1"/>
+                <w:bCs w:val="1"/>
+                <w:i w:val="1"/>
+                <w:iCs w:val="1"/>
+                <w:color w:val="auto"/>
+              </w:rPr>
+            </w:pPr>
+            <w:r>
+              <w:rPr>
+                <w:rFonts w:ascii="Calibri" w:hAnsi="Calibri" w:eastAsia="Calibri" w:cs="Calibri"/>
+                <w:i w:val="1"/>
+                <w:iCs w:val="1"/>
+                <w:color w:val="auto"/>
+              </w:rPr>
+              <w:t xml:space="preserve">Ha captado con claridad </w:t>
+            </w:r>
+            <w:r>
+              <w:rPr>
+                <w:rFonts w:ascii="Calibri" w:hAnsi="Calibri" w:eastAsia="Calibri" w:cs="Calibri"/>
+                <w:i w:val="1"/>
+                <w:iCs w:val="1"/>
                 <w:color w:val="auto"/>
               </w:rPr>
               <w:t>los conceptos fundamentales del componente formativo.</w:t>
@@ -3936,6 +4004,7 @@
             <w:cnfStyle w:val="001000000000" w:firstRow="0" w:lastRow="0" w:firstColumn="1" w:lastColumn="0" w:oddVBand="0" w:evenVBand="0" w:oddHBand="0" w:evenHBand="0" w:firstRowFirstColumn="0" w:firstRowLastColumn="0" w:lastRowFirstColumn="0" w:lastRowLastColumn="0"/>
             <w:tcW w:w="2534" w:type="dxa"/>
             <w:gridSpan w:val="2"/>
+            <w:tcMar/>
           </w:tcPr>
           <w:p>
             <w:pPr>
@@ -3955,9 +4024,11 @@
         </w:tc>
         <w:tc>
           <w:tcPr>
+            <w:cnfStyle w:val="000000000000" w:firstRow="0" w:lastRow="0" w:firstColumn="0" w:lastColumn="0" w:oddVBand="0" w:evenVBand="0" w:oddHBand="0" w:evenHBand="0" w:firstRowFirstColumn="0" w:firstRowLastColumn="0" w:lastRowFirstColumn="0" w:lastRowLastColumn="0"/>
             <w:tcW w:w="7620" w:type="dxa"/>
             <w:gridSpan w:val="2"/>
-            <w:shd w:val="clear" w:color="auto" w:fill="FFFFFF"/>
+            <w:shd w:val="clear" w:color="auto" w:fill="FFFFFF" w:themeFill="background1"/>
+            <w:tcMar/>
           </w:tcPr>
           <w:p>
             <w:pPr>
@@ -3989,6 +4060,7 @@
             <w:cnfStyle w:val="001000000000" w:firstRow="0" w:lastRow="0" w:firstColumn="1" w:lastColumn="0" w:oddVBand="0" w:evenVBand="0" w:oddHBand="0" w:evenHBand="0" w:firstRowFirstColumn="0" w:firstRowLastColumn="0" w:lastRowFirstColumn="0" w:lastRowLastColumn="0"/>
             <w:tcW w:w="2534" w:type="dxa"/>
             <w:gridSpan w:val="2"/>
+            <w:tcMar/>
           </w:tcPr>
           <w:p>
             <w:pPr>
@@ -4008,8 +4080,10 @@
         </w:tc>
         <w:tc>
           <w:tcPr>
+            <w:cnfStyle w:val="000000000000" w:firstRow="0" w:lastRow="0" w:firstColumn="0" w:lastColumn="0" w:oddVBand="0" w:evenVBand="0" w:oddHBand="0" w:evenHBand="0" w:firstRowFirstColumn="0" w:firstRowLastColumn="0" w:lastRowFirstColumn="0" w:lastRowLastColumn="0"/>
             <w:tcW w:w="7620" w:type="dxa"/>
             <w:gridSpan w:val="2"/>
+            <w:tcMar/>
           </w:tcPr>
           <w:p>
             <w:pPr>
@@ -4044,6 +4118,7 @@
           <w:tcPr>
             <w:cnfStyle w:val="001000000000" w:firstRow="0" w:lastRow="0" w:firstColumn="1" w:lastColumn="0" w:oddVBand="0" w:evenVBand="0" w:oddHBand="0" w:evenHBand="0" w:firstRowFirstColumn="0" w:firstRowLastColumn="0" w:lastRowFirstColumn="0" w:lastRowLastColumn="0"/>
             <w:tcW w:w="1267" w:type="dxa"/>
+            <w:tcMar/>
           </w:tcPr>
           <w:p>
             <w:pPr>
@@ -4063,9 +4138,11 @@
         </w:tc>
         <w:tc>
           <w:tcPr>
+            <w:cnfStyle w:val="000000000000" w:firstRow="0" w:lastRow="0" w:firstColumn="0" w:lastColumn="0" w:oddVBand="0" w:evenVBand="0" w:oddHBand="0" w:evenHBand="0" w:firstRowFirstColumn="0" w:firstRowLastColumn="0" w:lastRowFirstColumn="0" w:lastRowLastColumn="0"/>
             <w:tcW w:w="6727" w:type="dxa"/>
             <w:gridSpan w:val="2"/>
-            <w:shd w:val="clear" w:color="auto" w:fill="FFFFFF"/>
+            <w:shd w:val="clear" w:color="auto" w:fill="FFFFFF" w:themeFill="background1"/>
+            <w:tcMar/>
           </w:tcPr>
           <w:p>
             <w:pPr>
@@ -4087,8 +4164,10 @@
         </w:tc>
         <w:tc>
           <w:tcPr>
+            <w:cnfStyle w:val="000000000000" w:firstRow="0" w:lastRow="0" w:firstColumn="0" w:lastColumn="0" w:oddVBand="0" w:evenVBand="0" w:oddHBand="0" w:evenHBand="0" w:firstRowFirstColumn="0" w:firstRowLastColumn="0" w:lastRowFirstColumn="0" w:lastRowLastColumn="0"/>
             <w:tcW w:w="2160" w:type="dxa"/>
-            <w:shd w:val="clear" w:color="auto" w:fill="FFFFFF"/>
+            <w:shd w:val="clear" w:color="auto" w:fill="FFFFFF" w:themeFill="background1"/>
+            <w:tcMar/>
           </w:tcPr>
           <w:p>
             <w:pPr>
@@ -4112,6 +4191,7 @@
             <w:cnfStyle w:val="001000000000" w:firstRow="0" w:lastRow="0" w:firstColumn="1" w:lastColumn="0" w:oddVBand="0" w:evenVBand="0" w:oddHBand="0" w:evenHBand="0" w:firstRowFirstColumn="0" w:firstRowLastColumn="0" w:lastRowFirstColumn="0" w:lastRowLastColumn="0"/>
             <w:tcW w:w="1267" w:type="dxa"/>
             <w:shd w:val="clear" w:color="auto" w:fill="auto"/>
+            <w:tcMar/>
           </w:tcPr>
           <w:p>
             <w:pPr>
@@ -4131,9 +4211,11 @@
         </w:tc>
         <w:tc>
           <w:tcPr>
+            <w:cnfStyle w:val="000000000000" w:firstRow="0" w:lastRow="0" w:firstColumn="0" w:lastColumn="0" w:oddVBand="0" w:evenVBand="0" w:oddHBand="0" w:evenHBand="0" w:firstRowFirstColumn="0" w:firstRowLastColumn="0" w:lastRowFirstColumn="0" w:lastRowLastColumn="0"/>
             <w:tcW w:w="6727" w:type="dxa"/>
             <w:gridSpan w:val="2"/>
-            <w:shd w:val="clear" w:color="auto" w:fill="FFFFFF"/>
+            <w:shd w:val="clear" w:color="auto" w:fill="FFFFFF" w:themeFill="background1"/>
+            <w:tcMar/>
           </w:tcPr>
           <w:p>
             <w:pPr>
@@ -4155,8 +4237,10 @@
         </w:tc>
         <w:tc>
           <w:tcPr>
+            <w:cnfStyle w:val="000000000000" w:firstRow="0" w:lastRow="0" w:firstColumn="0" w:lastColumn="0" w:oddVBand="0" w:evenVBand="0" w:oddHBand="0" w:evenHBand="0" w:firstRowFirstColumn="0" w:firstRowLastColumn="0" w:lastRowFirstColumn="0" w:lastRowLastColumn="0"/>
             <w:tcW w:w="2160" w:type="dxa"/>
-            <w:shd w:val="clear" w:color="auto" w:fill="FFFFFF"/>
+            <w:shd w:val="clear" w:color="auto" w:fill="FFFFFF" w:themeFill="background1"/>
+            <w:tcMar/>
           </w:tcPr>
           <w:p>
             <w:pPr>
@@ -4189,6 +4273,7 @@
             <w:cnfStyle w:val="001000000000" w:firstRow="0" w:lastRow="0" w:firstColumn="1" w:lastColumn="0" w:oddVBand="0" w:evenVBand="0" w:oddHBand="0" w:evenHBand="0" w:firstRowFirstColumn="0" w:firstRowLastColumn="0" w:lastRowFirstColumn="0" w:lastRowLastColumn="0"/>
             <w:tcW w:w="2534" w:type="dxa"/>
             <w:gridSpan w:val="2"/>
+            <w:tcMar/>
           </w:tcPr>
           <w:p>
             <w:pPr>
@@ -4208,48 +4293,38 @@
         </w:tc>
         <w:tc>
           <w:tcPr>
+            <w:cnfStyle w:val="000000000000" w:firstRow="0" w:lastRow="0" w:firstColumn="0" w:lastColumn="0" w:oddVBand="0" w:evenVBand="0" w:oddHBand="0" w:evenHBand="0" w:firstRowFirstColumn="0" w:firstRowLastColumn="0" w:lastRowFirstColumn="0" w:lastRowLastColumn="0"/>
             <w:tcW w:w="7620" w:type="dxa"/>
             <w:gridSpan w:val="2"/>
-            <w:shd w:val="clear" w:color="auto" w:fill="FFFFFF"/>
+            <w:shd w:val="clear" w:color="auto" w:fill="FFFFFF" w:themeFill="background1"/>
+            <w:tcMar/>
           </w:tcPr>
           <w:p>
             <w:pPr>
               <w:cnfStyle w:val="000000100000" w:firstRow="0" w:lastRow="0" w:firstColumn="0" w:lastColumn="0" w:oddVBand="0" w:evenVBand="0" w:oddHBand="1" w:evenHBand="0" w:firstRowFirstColumn="0" w:firstRowLastColumn="0" w:lastRowFirstColumn="0" w:lastRowLastColumn="0"/>
               <w:rPr>
                 <w:rFonts w:ascii="Calibri" w:hAnsi="Calibri" w:eastAsia="Calibri" w:cs="Calibri"/>
-                <w:b/>
-                <w:i/>
-                <w:color w:val="auto"/>
-              </w:rPr>
-            </w:pPr>
-            <w:r>
-              <w:rPr>
-                <w:rFonts w:ascii="Calibri" w:hAnsi="Calibri" w:eastAsia="Calibri" w:cs="Calibri"/>
-                <w:i/>
-                <w:color w:val="auto"/>
-              </w:rPr>
-              <w:t>¡</w:t>
-            </w:r>
-            <w:r>
-              <w:rPr>
-                <w:rFonts w:ascii="Calibri" w:hAnsi="Calibri" w:eastAsia="Calibri" w:cs="Calibri"/>
-                <w:i/>
-                <w:color w:val="auto"/>
-              </w:rPr>
-              <w:t>Felicitaciones</w:t>
-            </w:r>
-            <w:r>
-              <w:rPr>
-                <w:rFonts w:ascii="Calibri" w:hAnsi="Calibri" w:eastAsia="Calibri" w:cs="Calibri"/>
-                <w:i/>
-                <w:color w:val="auto"/>
-              </w:rPr>
-              <w:t xml:space="preserve">! Ha captado con claridad </w:t>
-            </w:r>
-            <w:r>
-              <w:rPr>
-                <w:rFonts w:ascii="Calibri" w:hAnsi="Calibri" w:eastAsia="Calibri" w:cs="Calibri"/>
-                <w:i/>
+                <w:b w:val="1"/>
+                <w:bCs w:val="1"/>
+                <w:i w:val="1"/>
+                <w:iCs w:val="1"/>
+                <w:color w:val="auto"/>
+              </w:rPr>
+            </w:pPr>
+            <w:r>
+              <w:rPr>
+                <w:rFonts w:ascii="Calibri" w:hAnsi="Calibri" w:eastAsia="Calibri" w:cs="Calibri"/>
+                <w:i w:val="1"/>
+                <w:iCs w:val="1"/>
+                <w:color w:val="auto"/>
+              </w:rPr>
+              <w:t xml:space="preserve">Ha captado con claridad </w:t>
+            </w:r>
+            <w:r>
+              <w:rPr>
+                <w:rFonts w:ascii="Calibri" w:hAnsi="Calibri" w:eastAsia="Calibri" w:cs="Calibri"/>
+                <w:i w:val="1"/>
+                <w:iCs w:val="1"/>
                 <w:color w:val="auto"/>
               </w:rPr>
               <w:t>los conceptos fundamentales del componente formativo.</w:t>
@@ -4266,6 +4341,7 @@
             <w:cnfStyle w:val="001000000000" w:firstRow="0" w:lastRow="0" w:firstColumn="1" w:lastColumn="0" w:oddVBand="0" w:evenVBand="0" w:oddHBand="0" w:evenHBand="0" w:firstRowFirstColumn="0" w:firstRowLastColumn="0" w:lastRowFirstColumn="0" w:lastRowLastColumn="0"/>
             <w:tcW w:w="2534" w:type="dxa"/>
             <w:gridSpan w:val="2"/>
+            <w:tcMar/>
           </w:tcPr>
           <w:p>
             <w:pPr>
@@ -4285,27 +4361,39 @@
         </w:tc>
         <w:tc>
           <w:tcPr>
+            <w:cnfStyle w:val="000000000000" w:firstRow="0" w:lastRow="0" w:firstColumn="0" w:lastColumn="0" w:oddVBand="0" w:evenVBand="0" w:oddHBand="0" w:evenHBand="0" w:firstRowFirstColumn="0" w:firstRowLastColumn="0" w:lastRowFirstColumn="0" w:lastRowLastColumn="0"/>
             <w:tcW w:w="7620" w:type="dxa"/>
             <w:gridSpan w:val="2"/>
-            <w:shd w:val="clear" w:color="auto" w:fill="FFFFFF"/>
+            <w:shd w:val="clear" w:color="auto" w:fill="FFFFFF" w:themeFill="background1"/>
+            <w:tcMar/>
           </w:tcPr>
           <w:p>
             <w:pPr>
               <w:cnfStyle w:val="000000000000" w:firstRow="0" w:lastRow="0" w:firstColumn="0" w:lastColumn="0" w:oddVBand="0" w:evenVBand="0" w:oddHBand="0" w:evenHBand="0" w:firstRowFirstColumn="0" w:firstRowLastColumn="0" w:lastRowFirstColumn="0" w:lastRowLastColumn="0"/>
               <w:rPr>
                 <w:rFonts w:ascii="Calibri" w:hAnsi="Calibri" w:eastAsia="Calibri" w:cs="Calibri"/>
-                <w:b/>
-                <w:i/>
-                <w:color w:val="auto"/>
-              </w:rPr>
-            </w:pPr>
-            <w:r>
-              <w:rPr>
-                <w:rFonts w:ascii="Calibri" w:hAnsi="Calibri" w:eastAsia="Calibri" w:cs="Calibri"/>
-                <w:i/>
-                <w:color w:val="auto"/>
-              </w:rPr>
-              <w:t>Respuesta incorrecta, revise nuevamente el contenido del componente formativo.</w:t>
+                <w:i w:val="1"/>
+                <w:iCs w:val="1"/>
+                <w:color w:val="auto"/>
+              </w:rPr>
+            </w:pPr>
+            <w:r>
+              <w:rPr>
+                <w:rFonts w:ascii="Calibri" w:hAnsi="Calibri" w:eastAsia="Calibri" w:cs="Calibri"/>
+                <w:i w:val="1"/>
+                <w:iCs w:val="1"/>
+                <w:color w:val="auto"/>
+              </w:rPr>
+              <w:t>R</w:t>
+            </w:r>
+            <w:r>
+              <w:rPr>
+                <w:rFonts w:ascii="Calibri" w:hAnsi="Calibri" w:eastAsia="Calibri" w:cs="Calibri"/>
+                <w:i w:val="1"/>
+                <w:iCs w:val="1"/>
+                <w:color w:val="auto"/>
+              </w:rPr>
+              <w:t>evise nuevamente el contenido del componente formativo.</w:t>
             </w:r>
           </w:p>
         </w:tc>
@@ -4321,6 +4409,7 @@
             <w:tcW w:w="10154" w:type="dxa"/>
             <w:gridSpan w:val="4"/>
             <w:shd w:val="clear" w:color="auto" w:fill="FFD966"/>
+            <w:tcMar/>
           </w:tcPr>
           <w:p>
             <w:pPr>
@@ -4350,6 +4439,7 @@
             <w:cnfStyle w:val="001000000000" w:firstRow="0" w:lastRow="0" w:firstColumn="1" w:lastColumn="0" w:oddVBand="0" w:evenVBand="0" w:oddHBand="0" w:evenHBand="0" w:firstRowFirstColumn="0" w:firstRowLastColumn="0" w:lastRowFirstColumn="0" w:lastRowLastColumn="0"/>
             <w:tcW w:w="2534" w:type="dxa"/>
             <w:gridSpan w:val="2"/>
+            <w:tcMar/>
           </w:tcPr>
           <w:p>
             <w:pPr>
@@ -4370,42 +4460,48 @@
         </w:tc>
         <w:tc>
           <w:tcPr>
+            <w:cnfStyle w:val="000000000000" w:firstRow="0" w:lastRow="0" w:firstColumn="0" w:lastColumn="0" w:oddVBand="0" w:evenVBand="0" w:oddHBand="0" w:evenHBand="0" w:firstRowFirstColumn="0" w:firstRowLastColumn="0" w:lastRowFirstColumn="0" w:lastRowLastColumn="0"/>
             <w:tcW w:w="7620" w:type="dxa"/>
             <w:gridSpan w:val="2"/>
             <w:shd w:val="clear" w:color="auto" w:fill="auto"/>
+            <w:tcMar/>
           </w:tcPr>
           <w:p>
             <w:pPr>
               <w:cnfStyle w:val="000000000000" w:firstRow="0" w:lastRow="0" w:firstColumn="0" w:lastColumn="0" w:oddVBand="0" w:evenVBand="0" w:oddHBand="0" w:evenHBand="0" w:firstRowFirstColumn="0" w:firstRowLastColumn="0" w:lastRowFirstColumn="0" w:lastRowLastColumn="0"/>
               <w:rPr>
                 <w:rFonts w:ascii="Calibri" w:hAnsi="Calibri" w:eastAsia="Calibri" w:cs="Calibri"/>
-                <w:i/>
-                <w:color w:val="auto"/>
-              </w:rPr>
-            </w:pPr>
-            <w:r>
-              <w:rPr>
-                <w:rFonts w:ascii="Calibri" w:hAnsi="Calibri" w:eastAsia="Calibri" w:cs="Calibri"/>
-                <w:i/>
-                <w:color w:val="auto"/>
-              </w:rPr>
-              <w:t xml:space="preserve">¡Excelente trabajo! </w:t>
-            </w:r>
-            <w:r>
-              <w:rPr>
-                <w:rFonts w:ascii="Calibri" w:hAnsi="Calibri" w:eastAsia="Calibri" w:cs="Calibri"/>
-                <w:i/>
-                <w:color w:val="auto"/>
-              </w:rPr>
-              <w:t xml:space="preserve">posee una buena comprensión sobre </w:t>
-            </w:r>
-            <w:r>
-              <w:rPr>
-                <w:rFonts w:ascii="Calibri" w:hAnsi="Calibri" w:eastAsia="Calibri" w:cs="Calibri"/>
-                <w:i/>
-                <w:color w:val="auto"/>
-              </w:rPr>
-              <w:t xml:space="preserve">el entorno químico y sus conceptos básicos. </w:t>
+                <w:i w:val="1"/>
+                <w:iCs w:val="1"/>
+                <w:color w:val="auto"/>
+              </w:rPr>
+            </w:pPr>
+            <w:r>
+              <w:rPr>
+                <w:rFonts w:ascii="Calibri" w:hAnsi="Calibri" w:eastAsia="Calibri" w:cs="Calibri"/>
+                <w:i w:val="1"/>
+                <w:iCs w:val="1"/>
+                <w:color w:val="auto"/>
+              </w:rPr>
+              <w:t>¡Buen trabajo!</w:t>
+            </w:r>
+            <w:r>
+              <w:rPr>
+                <w:rFonts w:ascii="Calibri" w:hAnsi="Calibri" w:eastAsia="Calibri" w:cs="Calibri"/>
+                <w:i w:val="1"/>
+                <w:iCs w:val="1"/>
+                <w:color w:val="auto"/>
+              </w:rPr>
+              <w:t xml:space="preserve"> </w:t>
+            </w:r>
+            <w:r>
+              <w:rPr>
+                <w:rFonts w:ascii="Calibri" w:hAnsi="Calibri" w:eastAsia="Calibri" w:cs="Calibri"/>
+                <w:i w:val="1"/>
+                <w:iCs w:val="1"/>
+                <w:color w:val="auto"/>
+              </w:rPr>
+              <w:t>Ha superado la actividad.</w:t>
             </w:r>
           </w:p>
         </w:tc>
@@ -4420,6 +4516,7 @@
             <w:cnfStyle w:val="001000000000" w:firstRow="0" w:lastRow="0" w:firstColumn="1" w:lastColumn="0" w:oddVBand="0" w:evenVBand="0" w:oddHBand="0" w:evenHBand="0" w:firstRowFirstColumn="0" w:firstRowLastColumn="0" w:lastRowFirstColumn="0" w:lastRowLastColumn="0"/>
             <w:tcW w:w="2534" w:type="dxa"/>
             <w:gridSpan w:val="2"/>
+            <w:tcMar/>
           </w:tcPr>
           <w:p>
             <w:pPr>
@@ -4440,9 +4537,11 @@
         </w:tc>
         <w:tc>
           <w:tcPr>
+            <w:cnfStyle w:val="000000000000" w:firstRow="0" w:lastRow="0" w:firstColumn="0" w:lastColumn="0" w:oddVBand="0" w:evenVBand="0" w:oddHBand="0" w:evenHBand="0" w:firstRowFirstColumn="0" w:firstRowLastColumn="0" w:lastRowFirstColumn="0" w:lastRowLastColumn="0"/>
             <w:tcW w:w="7620" w:type="dxa"/>
             <w:gridSpan w:val="2"/>
             <w:shd w:val="clear" w:color="auto" w:fill="auto"/>
+            <w:tcMar/>
           </w:tcPr>
           <w:p>
             <w:pPr>
@@ -4459,7 +4558,7 @@
                 <w:i/>
                 <w:color w:val="auto"/>
               </w:rPr>
-              <w:t>No ha superado la actividad. Le recomendamos volver a revisar el componente formativo e intentar nuevamente la actividad didáctica.</w:t>
+              <w:t xml:space="preserve">Vuelva a intentarlo. Le recomendamos volver a revisar el componente formativo e intentar nuevamente la actividad didáctica. </w:t>
             </w:r>
           </w:p>
         </w:tc>
@@ -4572,20 +4671,10 @@
               <w:spacing w:line="240" w:lineRule="auto"/>
               <w:rPr>
                 <w:rFonts w:ascii="Calibri" w:hAnsi="Calibri" w:eastAsia="Calibri" w:cs="Calibri"/>
-                <w:b w:val="1"/>
-                <w:bCs w:val="1"/>
-                <w:color w:val="595959"/>
-              </w:rPr>
-            </w:pPr>
-            <w:r>
-              <w:rPr>
-                <w:rFonts w:ascii="Calibri" w:hAnsi="Calibri" w:eastAsia="Calibri" w:cs="Calibri"/>
-                <w:b w:val="1"/>
-                <w:bCs w:val="1"/>
-                <w:color w:val="595959" w:themeColor="text1" w:themeTint="A6" w:themeShade="FF"/>
-              </w:rPr>
-              <w:t>Nombre</w:t>
-            </w:r>
+                <w:b/>
+                <w:color w:val="595959"/>
+              </w:rPr>
+            </w:pPr>
           </w:p>
         </w:tc>
         <w:tc>
@@ -4611,19 +4700,17 @@
               <w:spacing w:line="240" w:lineRule="auto"/>
               <w:rPr>
                 <w:rFonts w:ascii="Calibri" w:hAnsi="Calibri" w:eastAsia="Calibri" w:cs="Calibri"/>
-                <w:b w:val="1"/>
-                <w:bCs w:val="1"/>
-                <w:color w:val="595959"/>
-              </w:rPr>
-            </w:pPr>
-            <w:r>
-              <w:rPr>
-                <w:rFonts w:ascii="Calibri" w:hAnsi="Calibri" w:eastAsia="Calibri" w:cs="Calibri"/>
-                <w:b w:val="1"/>
-                <w:bCs w:val="1"/>
-                <w:color w:val="595959" w:themeColor="text1" w:themeTint="A6" w:themeShade="FF"/>
-              </w:rPr>
-              <w:t>Cargo</w:t>
+                <w:b/>
+                <w:color w:val="595959"/>
+              </w:rPr>
+            </w:pPr>
+            <w:r>
+              <w:rPr>
+                <w:rFonts w:ascii="Calibri" w:hAnsi="Calibri" w:eastAsia="Calibri" w:cs="Calibri"/>
+                <w:b/>
+                <w:color w:val="595959"/>
+              </w:rPr>
+              <w:t>Responsable</w:t>
             </w:r>
           </w:p>
         </w:tc>
@@ -4692,20 +4779,10 @@
               <w:spacing w:line="240" w:lineRule="auto"/>
               <w:rPr>
                 <w:rFonts w:ascii="Calibri" w:hAnsi="Calibri" w:eastAsia="Calibri" w:cs="Calibri"/>
-                <w:b w:val="1"/>
-                <w:bCs w:val="1"/>
-                <w:color w:val="595959"/>
-              </w:rPr>
-            </w:pPr>
-            <w:r>
-              <w:rPr>
-                <w:rFonts w:ascii="Calibri" w:hAnsi="Calibri" w:eastAsia="Calibri" w:cs="Calibri"/>
-                <w:b w:val="1"/>
-                <w:bCs w:val="1"/>
-                <w:color w:val="595959" w:themeColor="text1" w:themeTint="A6" w:themeShade="FF"/>
-              </w:rPr>
-              <w:t>Erika Daniela Manrique Rueda</w:t>
-            </w:r>
+                <w:b/>
+                <w:color w:val="595959"/>
+              </w:rPr>
+            </w:pPr>
           </w:p>
         </w:tc>
         <w:tc>
@@ -4730,19 +4807,17 @@
               <w:spacing w:line="240" w:lineRule="auto"/>
               <w:rPr>
                 <w:rFonts w:ascii="Calibri" w:hAnsi="Calibri" w:eastAsia="Calibri" w:cs="Calibri"/>
-                <w:b w:val="1"/>
-                <w:bCs w:val="1"/>
-                <w:color w:val="595959"/>
-              </w:rPr>
-            </w:pPr>
-            <w:r>
-              <w:rPr>
-                <w:rFonts w:ascii="Calibri" w:hAnsi="Calibri" w:eastAsia="Calibri" w:cs="Calibri"/>
-                <w:b w:val="1"/>
-                <w:bCs w:val="1"/>
-                <w:color w:val="595959" w:themeColor="text1" w:themeTint="A6" w:themeShade="FF"/>
-              </w:rPr>
-              <w:t xml:space="preserve">Evaluadora instruccional </w:t>
+                <w:b/>
+                <w:color w:val="595959"/>
+              </w:rPr>
+            </w:pPr>
+            <w:r>
+              <w:rPr>
+                <w:rFonts w:ascii="Calibri" w:hAnsi="Calibri" w:eastAsia="Calibri" w:cs="Calibri"/>
+                <w:b/>
+                <w:color w:val="595959"/>
+              </w:rPr>
+              <w:t>Erika Daniela Manrique Rueda</w:t>
             </w:r>
           </w:p>
         </w:tc>
@@ -6423,39 +6498,37 @@
 </file>
 
 <file path=customXml/item1.xml><?xml version="1.0" encoding="utf-8"?>
-<?mso-contentType ?>
-<FormTemplates xmlns="http://schemas.microsoft.com/sharepoint/v3/contenttype/forms">
-  <Display>DocumentLibraryForm</Display>
-  <Edit>DocumentLibraryForm</Edit>
-  <New>DocumentLibraryForm</New>
-</FormTemplates>
+<p:properties xmlns:p="http://schemas.microsoft.com/office/2006/metadata/properties" xmlns:xsi="http://www.w3.org/2001/XMLSchema-instance" xmlns:pc="http://schemas.microsoft.com/office/infopath/2007/PartnerControls">
+  <documentManagement>
+    <TaxCatchAll xmlns="285d351f-f218-493a-825f-85a9dfbde315" xsi:nil="true"/>
+    <lcf76f155ced4ddcb4097134ff3c332f xmlns="55abea07-cd72-4a95-add0-1082a24cf9e9">
+      <Terms xmlns="http://schemas.microsoft.com/office/infopath/2007/PartnerControls"/>
+    </lcf76f155ced4ddcb4097134ff3c332f>
+  </documentManagement>
+</p:properties>
 </file>
 
 <file path=customXml/item2.xml><?xml version="1.0" encoding="utf-8"?>
-<ct:contentTypeSchema xmlns:ct="http://schemas.microsoft.com/office/2006/metadata/contentType" xmlns:ma="http://schemas.microsoft.com/office/2006/metadata/properties/metaAttributes" ct:_="" ma:_="" ma:contentTypeName="Documento" ma:contentTypeID="0x01010049282E1EDBE9234EA9E6D38F720E265F" ma:contentTypeVersion="15" ma:contentTypeDescription="Crear nuevo documento." ma:contentTypeScope="" ma:versionID="b31c7aa9eaf043a08b87120b3c4916e3">
-  <xsd:schema xmlns:xsd="http://www.w3.org/2001/XMLSchema" xmlns:xs="http://www.w3.org/2001/XMLSchema" xmlns:p="http://schemas.microsoft.com/office/2006/metadata/properties" xmlns:ns2="cb45339b-ced9-4d0d-8f64-77573914d53b" xmlns:ns3="43a3ca16-9c26-4813-b83f-4aec9927b43f" targetNamespace="http://schemas.microsoft.com/office/2006/metadata/properties" ma:root="true" ma:fieldsID="3533d065b04d75c457075bc55f1f5315" ns2:_="" ns3:_="">
-    <xsd:import namespace="cb45339b-ced9-4d0d-8f64-77573914d53b"/>
-    <xsd:import namespace="43a3ca16-9c26-4813-b83f-4aec9927b43f"/>
+<ct:contentTypeSchema xmlns:ct="http://schemas.microsoft.com/office/2006/metadata/contentType" xmlns:ma="http://schemas.microsoft.com/office/2006/metadata/properties/metaAttributes" ct:_="" ma:_="" ma:contentTypeName="Documento" ma:contentTypeID="0x0101005D7421CBAB376F47AC1876466873BE0C" ma:contentTypeVersion="11" ma:contentTypeDescription="Crear nuevo documento." ma:contentTypeScope="" ma:versionID="3a1bba6d8728ce939bf9f95dae234b40">
+  <xsd:schema xmlns:xsd="http://www.w3.org/2001/XMLSchema" xmlns:xs="http://www.w3.org/2001/XMLSchema" xmlns:p="http://schemas.microsoft.com/office/2006/metadata/properties" xmlns:ns2="55abea07-cd72-4a95-add0-1082a24cf9e9" xmlns:ns3="285d351f-f218-493a-825f-85a9dfbde315" targetNamespace="http://schemas.microsoft.com/office/2006/metadata/properties" ma:root="true" ma:fieldsID="a4f96e62c8f781ccc064189483c2e669" ns2:_="" ns3:_="">
+    <xsd:import namespace="55abea07-cd72-4a95-add0-1082a24cf9e9"/>
+    <xsd:import namespace="285d351f-f218-493a-825f-85a9dfbde315"/>
     <xsd:element name="properties">
       <xsd:complexType>
         <xsd:sequence>
           <xsd:element name="documentManagement">
             <xsd:complexType>
               <xsd:all>
-                <xsd:element ref="ns2:SharedWithUsers" minOccurs="0"/>
-                <xsd:element ref="ns2:SharedWithDetails" minOccurs="0"/>
-                <xsd:element ref="ns3:MediaServiceMetadata" minOccurs="0"/>
-                <xsd:element ref="ns3:MediaServiceFastMetadata" minOccurs="0"/>
-                <xsd:element ref="ns3:MediaServiceDateTaken" minOccurs="0"/>
-                <xsd:element ref="ns3:MediaServiceObjectDetectorVersions" minOccurs="0"/>
-                <xsd:element ref="ns3:MediaLengthInSeconds" minOccurs="0"/>
-                <xsd:element ref="ns3:MediaServiceLocation" minOccurs="0"/>
-                <xsd:element ref="ns3:MediaServiceGenerationTime" minOccurs="0"/>
-                <xsd:element ref="ns3:MediaServiceEventHashCode" minOccurs="0"/>
-                <xsd:element ref="ns3:lcf76f155ced4ddcb4097134ff3c332f" minOccurs="0"/>
-                <xsd:element ref="ns2:TaxCatchAll" minOccurs="0"/>
-                <xsd:element ref="ns3:MediaServiceOCR" minOccurs="0"/>
-                <xsd:element ref="ns3:MediaServiceSearchProperties" minOccurs="0"/>
+                <xsd:element ref="ns2:MediaServiceMetadata" minOccurs="0"/>
+                <xsd:element ref="ns2:MediaServiceFastMetadata" minOccurs="0"/>
+                <xsd:element ref="ns2:MediaServiceSearchProperties" minOccurs="0"/>
+                <xsd:element ref="ns2:MediaServiceDateTaken" minOccurs="0"/>
+                <xsd:element ref="ns2:lcf76f155ced4ddcb4097134ff3c332f" minOccurs="0"/>
+                <xsd:element ref="ns3:TaxCatchAll" minOccurs="0"/>
+                <xsd:element ref="ns2:MediaServiceOCR" minOccurs="0"/>
+                <xsd:element ref="ns2:MediaServiceGenerationTime" minOccurs="0"/>
+                <xsd:element ref="ns2:MediaServiceEventHashCode" minOccurs="0"/>
+                <xsd:element ref="ns2:MediaLengthInSeconds" minOccurs="0"/>
               </xsd:all>
             </xsd:complexType>
           </xsd:element>
@@ -6463,78 +6536,41 @@
       </xsd:complexType>
     </xsd:element>
   </xsd:schema>
-  <xsd:schema xmlns:xsd="http://www.w3.org/2001/XMLSchema" xmlns:xs="http://www.w3.org/2001/XMLSchema" xmlns:dms="http://schemas.microsoft.com/office/2006/documentManagement/types" xmlns:pc="http://schemas.microsoft.com/office/infopath/2007/PartnerControls" targetNamespace="cb45339b-ced9-4d0d-8f64-77573914d53b" elementFormDefault="qualified">
+  <xsd:schema xmlns:xsd="http://www.w3.org/2001/XMLSchema" xmlns:xs="http://www.w3.org/2001/XMLSchema" xmlns:dms="http://schemas.microsoft.com/office/2006/documentManagement/types" xmlns:pc="http://schemas.microsoft.com/office/infopath/2007/PartnerControls" targetNamespace="55abea07-cd72-4a95-add0-1082a24cf9e9" elementFormDefault="qualified">
     <xsd:import namespace="http://schemas.microsoft.com/office/2006/documentManagement/types"/>
     <xsd:import namespace="http://schemas.microsoft.com/office/infopath/2007/PartnerControls"/>
-    <xsd:element name="SharedWithUsers" ma:index="8" nillable="true" ma:displayName="Compartido con" ma:internalName="SharedWithUsers" ma:readOnly="true">
+    <xsd:element name="MediaServiceMetadata" ma:index="8" nillable="true" ma:displayName="MediaServiceMetadata" ma:hidden="true" ma:internalName="MediaServiceMetadata" ma:readOnly="true">
+      <xsd:simpleType>
+        <xsd:restriction base="dms:Note"/>
+      </xsd:simpleType>
+    </xsd:element>
+    <xsd:element name="MediaServiceFastMetadata" ma:index="9" nillable="true" ma:displayName="MediaServiceFastMetadata" ma:hidden="true" ma:internalName="MediaServiceFastMetadata" ma:readOnly="true">
+      <xsd:simpleType>
+        <xsd:restriction base="dms:Note"/>
+      </xsd:simpleType>
+    </xsd:element>
+    <xsd:element name="MediaServiceSearchProperties" ma:index="10" nillable="true" ma:displayName="MediaServiceSearchProperties" ma:hidden="true" ma:internalName="MediaServiceSearchProperties" ma:readOnly="true">
+      <xsd:simpleType>
+        <xsd:restriction base="dms:Note"/>
+      </xsd:simpleType>
+    </xsd:element>
+    <xsd:element name="MediaServiceDateTaken" ma:index="11" nillable="true" ma:displayName="MediaServiceDateTaken" ma:hidden="true" ma:indexed="true" ma:internalName="MediaServiceDateTaken" ma:readOnly="true">
+      <xsd:simpleType>
+        <xsd:restriction base="dms:Text"/>
+      </xsd:simpleType>
+    </xsd:element>
+    <xsd:element name="lcf76f155ced4ddcb4097134ff3c332f" ma:index="13" nillable="true" ma:taxonomy="true" ma:internalName="lcf76f155ced4ddcb4097134ff3c332f" ma:taxonomyFieldName="MediaServiceImageTags" ma:displayName="Etiquetas de imagen" ma:readOnly="false" ma:fieldId="{5cf76f15-5ced-4ddc-b409-7134ff3c332f}" ma:taxonomyMulti="true" ma:sspId="d33c8c81-5745-4931-bcc4-c2aeafe86780" ma:termSetId="09814cd3-568e-fe90-9814-8d621ff8fb84" ma:anchorId="fba54fb3-c3e1-fe81-a776-ca4b69148c4d" ma:open="true" ma:isKeyword="false">
       <xsd:complexType>
-        <xsd:complexContent>
-          <xsd:extension base="dms:UserMulti">
-            <xsd:sequence>
-              <xsd:element name="UserInfo" minOccurs="0" maxOccurs="unbounded">
-                <xsd:complexType>
-                  <xsd:sequence>
-                    <xsd:element name="DisplayName" type="xsd:string" minOccurs="0"/>
-                    <xsd:element name="AccountId" type="dms:UserId" minOccurs="0" nillable="true"/>
-                    <xsd:element name="AccountType" type="xsd:string" minOccurs="0"/>
-                  </xsd:sequence>
-                </xsd:complexType>
-              </xsd:element>
-            </xsd:sequence>
-          </xsd:extension>
-        </xsd:complexContent>
+        <xsd:sequence>
+          <xsd:element ref="pc:Terms" minOccurs="0" maxOccurs="1"/>
+        </xsd:sequence>
       </xsd:complexType>
     </xsd:element>
-    <xsd:element name="SharedWithDetails" ma:index="9" nillable="true" ma:displayName="Detalles de uso compartido" ma:internalName="SharedWithDetails" ma:readOnly="true">
+    <xsd:element name="MediaServiceOCR" ma:index="15" nillable="true" ma:displayName="Extracted Text" ma:internalName="MediaServiceOCR" ma:readOnly="true">
       <xsd:simpleType>
         <xsd:restriction base="dms:Note">
           <xsd:maxLength value="255"/>
         </xsd:restriction>
-      </xsd:simpleType>
-    </xsd:element>
-    <xsd:element name="TaxCatchAll" ma:index="20" nillable="true" ma:displayName="Taxonomy Catch All Column" ma:hidden="true" ma:list="{2f40a149-578b-41a1-8845-c88bc1831770}" ma:internalName="TaxCatchAll" ma:showField="CatchAllData" ma:web="cb45339b-ced9-4d0d-8f64-77573914d53b">
-      <xsd:complexType>
-        <xsd:complexContent>
-          <xsd:extension base="dms:MultiChoiceLookup">
-            <xsd:sequence>
-              <xsd:element name="Value" type="dms:Lookup" maxOccurs="unbounded" minOccurs="0" nillable="true"/>
-            </xsd:sequence>
-          </xsd:extension>
-        </xsd:complexContent>
-      </xsd:complexType>
-    </xsd:element>
-  </xsd:schema>
-  <xsd:schema xmlns:xsd="http://www.w3.org/2001/XMLSchema" xmlns:xs="http://www.w3.org/2001/XMLSchema" xmlns:dms="http://schemas.microsoft.com/office/2006/documentManagement/types" xmlns:pc="http://schemas.microsoft.com/office/infopath/2007/PartnerControls" targetNamespace="43a3ca16-9c26-4813-b83f-4aec9927b43f" elementFormDefault="qualified">
-    <xsd:import namespace="http://schemas.microsoft.com/office/2006/documentManagement/types"/>
-    <xsd:import namespace="http://schemas.microsoft.com/office/infopath/2007/PartnerControls"/>
-    <xsd:element name="MediaServiceMetadata" ma:index="10" nillable="true" ma:displayName="MediaServiceMetadata" ma:hidden="true" ma:internalName="MediaServiceMetadata" ma:readOnly="true">
-      <xsd:simpleType>
-        <xsd:restriction base="dms:Note"/>
-      </xsd:simpleType>
-    </xsd:element>
-    <xsd:element name="MediaServiceFastMetadata" ma:index="11" nillable="true" ma:displayName="MediaServiceFastMetadata" ma:hidden="true" ma:internalName="MediaServiceFastMetadata" ma:readOnly="true">
-      <xsd:simpleType>
-        <xsd:restriction base="dms:Note"/>
-      </xsd:simpleType>
-    </xsd:element>
-    <xsd:element name="MediaServiceDateTaken" ma:index="12" nillable="true" ma:displayName="MediaServiceDateTaken" ma:hidden="true" ma:indexed="true" ma:internalName="MediaServiceDateTaken" ma:readOnly="true">
-      <xsd:simpleType>
-        <xsd:restriction base="dms:Text"/>
-      </xsd:simpleType>
-    </xsd:element>
-    <xsd:element name="MediaServiceObjectDetectorVersions" ma:index="13" nillable="true" ma:displayName="MediaServiceObjectDetectorVersions" ma:hidden="true" ma:indexed="true" ma:internalName="MediaServiceObjectDetectorVersions" ma:readOnly="true">
-      <xsd:simpleType>
-        <xsd:restriction base="dms:Text"/>
-      </xsd:simpleType>
-    </xsd:element>
-    <xsd:element name="MediaLengthInSeconds" ma:index="14" nillable="true" ma:displayName="MediaLengthInSeconds" ma:hidden="true" ma:internalName="MediaLengthInSeconds" ma:readOnly="true">
-      <xsd:simpleType>
-        <xsd:restriction base="dms:Unknown"/>
-      </xsd:simpleType>
-    </xsd:element>
-    <xsd:element name="MediaServiceLocation" ma:index="15" nillable="true" ma:displayName="Location" ma:indexed="true" ma:internalName="MediaServiceLocation" ma:readOnly="true">
-      <xsd:simpleType>
-        <xsd:restriction base="dms:Text"/>
       </xsd:simpleType>
     </xsd:element>
     <xsd:element name="MediaServiceGenerationTime" ma:index="16" nillable="true" ma:displayName="MediaServiceGenerationTime" ma:hidden="true" ma:internalName="MediaServiceGenerationTime" ma:readOnly="true">
@@ -6547,24 +6583,25 @@
         <xsd:restriction base="dms:Text"/>
       </xsd:simpleType>
     </xsd:element>
-    <xsd:element name="lcf76f155ced4ddcb4097134ff3c332f" ma:index="19" nillable="true" ma:taxonomy="true" ma:internalName="lcf76f155ced4ddcb4097134ff3c332f" ma:taxonomyFieldName="MediaServiceImageTags" ma:displayName="Etiquetas de imagen" ma:readOnly="false" ma:fieldId="{5cf76f15-5ced-4ddc-b409-7134ff3c332f}" ma:taxonomyMulti="true" ma:sspId="d33c8c81-5745-4931-bcc4-c2aeafe86780" ma:termSetId="09814cd3-568e-fe90-9814-8d621ff8fb84" ma:anchorId="fba54fb3-c3e1-fe81-a776-ca4b69148c4d" ma:open="true" ma:isKeyword="false">
-      <xsd:complexType>
-        <xsd:sequence>
-          <xsd:element ref="pc:Terms" minOccurs="0" maxOccurs="1"/>
-        </xsd:sequence>
-      </xsd:complexType>
-    </xsd:element>
-    <xsd:element name="MediaServiceOCR" ma:index="21" nillable="true" ma:displayName="Extracted Text" ma:internalName="MediaServiceOCR" ma:readOnly="true">
+    <xsd:element name="MediaLengthInSeconds" ma:index="18" nillable="true" ma:displayName="MediaLengthInSeconds" ma:hidden="true" ma:internalName="MediaLengthInSeconds" ma:readOnly="true">
       <xsd:simpleType>
-        <xsd:restriction base="dms:Note">
-          <xsd:maxLength value="255"/>
-        </xsd:restriction>
+        <xsd:restriction base="dms:Unknown"/>
       </xsd:simpleType>
     </xsd:element>
-    <xsd:element name="MediaServiceSearchProperties" ma:index="22" nillable="true" ma:displayName="MediaServiceSearchProperties" ma:hidden="true" ma:internalName="MediaServiceSearchProperties" ma:readOnly="true">
-      <xsd:simpleType>
-        <xsd:restriction base="dms:Note"/>
-      </xsd:simpleType>
+  </xsd:schema>
+  <xsd:schema xmlns:xsd="http://www.w3.org/2001/XMLSchema" xmlns:xs="http://www.w3.org/2001/XMLSchema" xmlns:dms="http://schemas.microsoft.com/office/2006/documentManagement/types" xmlns:pc="http://schemas.microsoft.com/office/infopath/2007/PartnerControls" targetNamespace="285d351f-f218-493a-825f-85a9dfbde315" elementFormDefault="qualified">
+    <xsd:import namespace="http://schemas.microsoft.com/office/2006/documentManagement/types"/>
+    <xsd:import namespace="http://schemas.microsoft.com/office/infopath/2007/PartnerControls"/>
+    <xsd:element name="TaxCatchAll" ma:index="14" nillable="true" ma:displayName="Taxonomy Catch All Column" ma:hidden="true" ma:list="{5d57ac59-ec13-4ab6-8bf8-a162ea89df9b}" ma:internalName="TaxCatchAll" ma:showField="CatchAllData" ma:web="285d351f-f218-493a-825f-85a9dfbde315">
+      <xsd:complexType>
+        <xsd:complexContent>
+          <xsd:extension base="dms:MultiChoiceLookup">
+            <xsd:sequence>
+              <xsd:element name="Value" type="dms:Lookup" maxOccurs="unbounded" minOccurs="0" nillable="true"/>
+            </xsd:sequence>
+          </xsd:extension>
+        </xsd:complexContent>
+      </xsd:complexType>
     </xsd:element>
   </xsd:schema>
   <xsd:schema xmlns="http://schemas.openxmlformats.org/package/2006/metadata/core-properties" xmlns:xsd="http://www.w3.org/2001/XMLSchema" xmlns:xsi="http://www.w3.org/2001/XMLSchema-instance" xmlns:dc="http://purl.org/dc/elements/1.1/" xmlns:dcterms="http://purl.org/dc/terms/" xmlns:odoc="http://schemas.microsoft.com/internal/obd" targetNamespace="http://schemas.openxmlformats.org/package/2006/metadata/core-properties" elementFormDefault="qualified" attributeFormDefault="unqualified" blockDefault="#all">
@@ -6667,44 +6704,15 @@
 </file>
 
 <file path=customXml/item3.xml><?xml version="1.0" encoding="utf-8"?>
-<p:properties xmlns:p="http://schemas.microsoft.com/office/2006/metadata/properties" xmlns:xsi="http://www.w3.org/2001/XMLSchema-instance" xmlns:pc="http://schemas.microsoft.com/office/infopath/2007/PartnerControls">
-  <documentManagement>
-    <TaxCatchAll xmlns="cb45339b-ced9-4d0d-8f64-77573914d53b" xsi:nil="true"/>
-    <lcf76f155ced4ddcb4097134ff3c332f xmlns="43a3ca16-9c26-4813-b83f-4aec9927b43f">
-      <Terms xmlns="http://schemas.microsoft.com/office/infopath/2007/PartnerControls"/>
-    </lcf76f155ced4ddcb4097134ff3c332f>
-  </documentManagement>
-</p:properties>
+<?mso-contentType ?>
+<FormTemplates xmlns="http://schemas.microsoft.com/sharepoint/v3/contenttype/forms">
+  <Display>DocumentLibraryForm</Display>
+  <Edit>DocumentLibraryForm</Edit>
+  <New>DocumentLibraryForm</New>
+</FormTemplates>
 </file>
 
 <file path=customXml/itemProps1.xml><?xml version="1.0" encoding="utf-8"?>
-<ds:datastoreItem xmlns:ds="http://schemas.openxmlformats.org/officeDocument/2006/customXml" ds:itemID="{D91356B1-0FB8-448B-A74D-2FF735E0C29A}">
-  <ds:schemaRefs>
-    <ds:schemaRef ds:uri="http://schemas.microsoft.com/sharepoint/v3/contenttype/forms"/>
-  </ds:schemaRefs>
-</ds:datastoreItem>
-</file>
-
-<file path=customXml/itemProps2.xml><?xml version="1.0" encoding="utf-8"?>
-<ds:datastoreItem xmlns:ds="http://schemas.openxmlformats.org/officeDocument/2006/customXml" ds:itemID="{9525131F-96B0-4B14-A744-316705CCCB25}">
-  <ds:schemaRefs>
-    <ds:schemaRef ds:uri="http://schemas.microsoft.com/office/2006/metadata/contentType"/>
-    <ds:schemaRef ds:uri="http://schemas.microsoft.com/office/2006/metadata/properties/metaAttributes"/>
-    <ds:schemaRef ds:uri="http://www.w3.org/2001/XMLSchema"/>
-    <ds:schemaRef ds:uri="http://schemas.microsoft.com/office/2006/metadata/properties"/>
-    <ds:schemaRef ds:uri="cb45339b-ced9-4d0d-8f64-77573914d53b"/>
-    <ds:schemaRef ds:uri="43a3ca16-9c26-4813-b83f-4aec9927b43f"/>
-    <ds:schemaRef ds:uri="http://schemas.microsoft.com/office/2006/documentManagement/types"/>
-    <ds:schemaRef ds:uri="http://schemas.microsoft.com/office/infopath/2007/PartnerControls"/>
-    <ds:schemaRef ds:uri="http://schemas.openxmlformats.org/package/2006/metadata/core-properties"/>
-    <ds:schemaRef ds:uri="http://purl.org/dc/elements/1.1/"/>
-    <ds:schemaRef ds:uri="http://purl.org/dc/terms/"/>
-    <ds:schemaRef ds:uri="http://schemas.microsoft.com/internal/obd"/>
-  </ds:schemaRefs>
-</ds:datastoreItem>
-</file>
-
-<file path=customXml/itemProps3.xml><?xml version="1.0" encoding="utf-8"?>
 <ds:datastoreItem xmlns:ds="http://schemas.openxmlformats.org/officeDocument/2006/customXml" ds:itemID="{29AB67F1-8FF3-4B7A-94A8-FAC388E5205B}">
   <ds:schemaRefs>
     <ds:schemaRef ds:uri="http://schemas.microsoft.com/office/2006/metadata/properties"/>
@@ -6713,4 +6721,16 @@
     <ds:schemaRef ds:uri="43a3ca16-9c26-4813-b83f-4aec9927b43f"/>
   </ds:schemaRefs>
 </ds:datastoreItem>
+</file>
+
+<file path=customXml/itemProps2.xml><?xml version="1.0" encoding="utf-8"?>
+<ds:datastoreItem xmlns:ds="http://schemas.openxmlformats.org/officeDocument/2006/customXml" ds:itemID="{E2CEF4B1-F62B-40DD-A3E6-50B697A2446F}"/>
+</file>
+
+<file path=customXml/itemProps3.xml><?xml version="1.0" encoding="utf-8"?>
+<ds:datastoreItem xmlns:ds="http://schemas.openxmlformats.org/officeDocument/2006/customXml" ds:itemID="{D91356B1-0FB8-448B-A74D-2FF735E0C29A}">
+  <ds:schemaRefs>
+    <ds:schemaRef ds:uri="http://schemas.microsoft.com/sharepoint/v3/contenttype/forms"/>
+  </ds:schemaRefs>
+</ds:datastoreItem>
 </file>